--- a/part5_deliverables.docx
+++ b/part5_deliverables.docx
@@ -58,40 +58,74 @@
         <w:pStyle w:val="NoSpacing"/>
       </w:pPr>
       <w:r>
-        <w:t>module top(</w:t>
-      </w:r>
-    </w:p>
-    <w:p>
-      <w:pPr>
-        <w:pStyle w:val="NoSpacing"/>
-      </w:pPr>
-      <w:r>
-        <w:t xml:space="preserve">    input        i_rx,</w:t>
-      </w:r>
-    </w:p>
-    <w:p>
-      <w:pPr>
-        <w:pStyle w:val="NoSpacing"/>
-      </w:pPr>
-      <w:r>
-        <w:t xml:space="preserve">    input        clk,</w:t>
-      </w:r>
-    </w:p>
-    <w:p>
-      <w:pPr>
-        <w:pStyle w:val="NoSpacing"/>
-      </w:pPr>
-      <w:r>
-        <w:t xml:space="preserve">    output       o_tx,</w:t>
-      </w:r>
-    </w:p>
-    <w:p>
-      <w:pPr>
-        <w:pStyle w:val="NoSpacing"/>
-      </w:pPr>
-      <w:r>
-        <w:t xml:space="preserve">    input        rst_n</w:t>
-      </w:r>
+        <w:t xml:space="preserve">module </w:t>
+      </w:r>
+      <w:proofErr w:type="gramStart"/>
+      <w:r>
+        <w:t>top(</w:t>
+      </w:r>
+      <w:proofErr w:type="gramEnd"/>
+    </w:p>
+    <w:p>
+      <w:pPr>
+        <w:pStyle w:val="NoSpacing"/>
+      </w:pPr>
+      <w:r>
+        <w:t xml:space="preserve">    input        </w:t>
+      </w:r>
+      <w:proofErr w:type="spellStart"/>
+      <w:r>
+        <w:t>i_rx</w:t>
+      </w:r>
+      <w:proofErr w:type="spellEnd"/>
+      <w:r>
+        <w:t>,</w:t>
+      </w:r>
+    </w:p>
+    <w:p>
+      <w:pPr>
+        <w:pStyle w:val="NoSpacing"/>
+      </w:pPr>
+      <w:r>
+        <w:t xml:space="preserve">    input        </w:t>
+      </w:r>
+      <w:proofErr w:type="spellStart"/>
+      <w:r>
+        <w:t>clk</w:t>
+      </w:r>
+      <w:proofErr w:type="spellEnd"/>
+      <w:r>
+        <w:t>,</w:t>
+      </w:r>
+    </w:p>
+    <w:p>
+      <w:pPr>
+        <w:pStyle w:val="NoSpacing"/>
+      </w:pPr>
+      <w:r>
+        <w:t xml:space="preserve">    output       </w:t>
+      </w:r>
+      <w:proofErr w:type="spellStart"/>
+      <w:r>
+        <w:t>o_tx</w:t>
+      </w:r>
+      <w:proofErr w:type="spellEnd"/>
+      <w:r>
+        <w:t>,</w:t>
+      </w:r>
+    </w:p>
+    <w:p>
+      <w:pPr>
+        <w:pStyle w:val="NoSpacing"/>
+      </w:pPr>
+      <w:r>
+        <w:t xml:space="preserve">    input        </w:t>
+      </w:r>
+      <w:proofErr w:type="spellStart"/>
+      <w:r>
+        <w:t>rst</w:t>
+      </w:r>
+      <w:proofErr w:type="spellEnd"/>
     </w:p>
     <w:p>
       <w:pPr>
@@ -99,15 +133,6 @@
       </w:pPr>
       <w:r>
         <w:t>);</w:t>
-      </w:r>
-    </w:p>
-    <w:p>
-      <w:pPr>
-        <w:pStyle w:val="NoSpacing"/>
-      </w:pPr>
-      <w:r>
-        <w:tab/>
-        <w:t>wire rst = ~rst_n;</w:t>
       </w:r>
     </w:p>
     <w:p>
@@ -132,32 +157,108 @@
         <w:pStyle w:val="NoSpacing"/>
       </w:pPr>
       <w:r>
-        <w:t xml:space="preserve">   reg         tx_start;</w:t>
-      </w:r>
-    </w:p>
-    <w:p>
-      <w:pPr>
-        <w:pStyle w:val="NoSpacing"/>
-      </w:pPr>
-      <w:r>
-        <w:t xml:space="preserve">   wire        rx_valid, tx_done, tx_busy;</w:t>
-      </w:r>
-    </w:p>
-    <w:p>
-      <w:pPr>
-        <w:pStyle w:val="NoSpacing"/>
-      </w:pPr>
-      <w:r>
-        <w:t xml:space="preserve">   reg  [127:0] tx_byte;</w:t>
-      </w:r>
-    </w:p>
-    <w:p>
-      <w:pPr>
-        <w:pStyle w:val="NoSpacing"/>
-      </w:pPr>
-      <w:r>
-        <w:t xml:space="preserve">   wire [255:0] rx_byte;</w:t>
-      </w:r>
+        <w:t xml:space="preserve">   reg         </w:t>
+      </w:r>
+      <w:proofErr w:type="spellStart"/>
+      <w:r>
+        <w:t>tx_</w:t>
+      </w:r>
+      <w:proofErr w:type="gramStart"/>
+      <w:r>
+        <w:t>start</w:t>
+      </w:r>
+      <w:proofErr w:type="spellEnd"/>
+      <w:r>
+        <w:t>;</w:t>
+      </w:r>
+      <w:proofErr w:type="gramEnd"/>
+    </w:p>
+    <w:p>
+      <w:pPr>
+        <w:pStyle w:val="NoSpacing"/>
+      </w:pPr>
+      <w:r>
+        <w:t xml:space="preserve">   wire        </w:t>
+      </w:r>
+      <w:proofErr w:type="spellStart"/>
+      <w:r>
+        <w:t>rx_valid</w:t>
+      </w:r>
+      <w:proofErr w:type="spellEnd"/>
+      <w:r>
+        <w:t xml:space="preserve">, </w:t>
+      </w:r>
+      <w:proofErr w:type="spellStart"/>
+      <w:r>
+        <w:t>tx_done</w:t>
+      </w:r>
+      <w:proofErr w:type="spellEnd"/>
+      <w:r>
+        <w:t xml:space="preserve">, </w:t>
+      </w:r>
+      <w:proofErr w:type="spellStart"/>
+      <w:r>
+        <w:t>tx_</w:t>
+      </w:r>
+      <w:proofErr w:type="gramStart"/>
+      <w:r>
+        <w:t>busy</w:t>
+      </w:r>
+      <w:proofErr w:type="spellEnd"/>
+      <w:r>
+        <w:t>;</w:t>
+      </w:r>
+      <w:proofErr w:type="gramEnd"/>
+    </w:p>
+    <w:p>
+      <w:pPr>
+        <w:pStyle w:val="NoSpacing"/>
+      </w:pPr>
+      <w:r>
+        <w:t xml:space="preserve">   </w:t>
+      </w:r>
+      <w:proofErr w:type="gramStart"/>
+      <w:r>
+        <w:t>reg  [</w:t>
+      </w:r>
+      <w:proofErr w:type="gramEnd"/>
+      <w:r>
+        <w:t xml:space="preserve">127:0] </w:t>
+      </w:r>
+      <w:proofErr w:type="spellStart"/>
+      <w:r>
+        <w:t>tx_</w:t>
+      </w:r>
+      <w:proofErr w:type="gramStart"/>
+      <w:r>
+        <w:t>byte</w:t>
+      </w:r>
+      <w:proofErr w:type="spellEnd"/>
+      <w:r>
+        <w:t>;</w:t>
+      </w:r>
+      <w:proofErr w:type="gramEnd"/>
+    </w:p>
+    <w:p>
+      <w:pPr>
+        <w:pStyle w:val="NoSpacing"/>
+      </w:pPr>
+      <w:r>
+        <w:t xml:space="preserve">   wire [255:0] </w:t>
+      </w:r>
+      <w:proofErr w:type="spellStart"/>
+      <w:r>
+        <w:t>rx_</w:t>
+      </w:r>
+      <w:proofErr w:type="gramStart"/>
+      <w:r>
+        <w:t>byte</w:t>
+      </w:r>
+      <w:proofErr w:type="spellEnd"/>
+      <w:r>
+        <w:t>;</w:t>
+      </w:r>
+      <w:proofErr w:type="gramEnd"/>
     </w:p>
     <w:p>
       <w:pPr>
@@ -177,87 +278,348 @@
         <w:pStyle w:val="NoSpacing"/>
       </w:pPr>
       <w:r>
-        <w:t xml:space="preserve">   uart_sm #(.BAUD(115200), .CLK_SPEED(100_000_000)) UART_LINK (</w:t>
-      </w:r>
-    </w:p>
-    <w:p>
-      <w:pPr>
-        <w:pStyle w:val="NoSpacing"/>
-      </w:pPr>
-      <w:r>
-        <w:t xml:space="preserve">        .clk(clk),</w:t>
-      </w:r>
-    </w:p>
-    <w:p>
-      <w:pPr>
-        <w:pStyle w:val="NoSpacing"/>
-      </w:pPr>
-      <w:r>
-        <w:t xml:space="preserve">        .reset(rst),</w:t>
-      </w:r>
-    </w:p>
-    <w:p>
-      <w:pPr>
-        <w:pStyle w:val="NoSpacing"/>
-      </w:pPr>
-      <w:r>
-        <w:t xml:space="preserve">        .i_rx(i_rx),</w:t>
-      </w:r>
-    </w:p>
-    <w:p>
-      <w:pPr>
-        <w:pStyle w:val="NoSpacing"/>
-      </w:pPr>
-      <w:r>
-        <w:t xml:space="preserve">        .o_tx(o_tx),</w:t>
-      </w:r>
-    </w:p>
-    <w:p>
-      <w:pPr>
-        <w:pStyle w:val="NoSpacing"/>
-      </w:pPr>
-      <w:r>
-        <w:t xml:space="preserve">        .tx_start(tx_start),</w:t>
-      </w:r>
-    </w:p>
-    <w:p>
-      <w:pPr>
-        <w:pStyle w:val="NoSpacing"/>
-      </w:pPr>
-      <w:r>
-        <w:t xml:space="preserve">        .tx_done(tx_done),</w:t>
-      </w:r>
-    </w:p>
-    <w:p>
-      <w:pPr>
-        <w:pStyle w:val="NoSpacing"/>
-      </w:pPr>
-      <w:r>
-        <w:t xml:space="preserve">        .tx_busy(tx_busy),</w:t>
-      </w:r>
-    </w:p>
-    <w:p>
-      <w:pPr>
-        <w:pStyle w:val="NoSpacing"/>
-      </w:pPr>
-      <w:r>
-        <w:t xml:space="preserve">        .rx_done_really(rx_valid),</w:t>
-      </w:r>
-    </w:p>
-    <w:p>
-      <w:pPr>
-        <w:pStyle w:val="NoSpacing"/>
-      </w:pPr>
-      <w:r>
-        <w:t xml:space="preserve">        .rx_words(rx_byte),</w:t>
-      </w:r>
-    </w:p>
-    <w:p>
-      <w:pPr>
-        <w:pStyle w:val="NoSpacing"/>
-      </w:pPr>
-      <w:r>
-        <w:t xml:space="preserve">        .tx_words(tx_byte)</w:t>
+        <w:t xml:space="preserve">   </w:t>
+      </w:r>
+      <w:proofErr w:type="spellStart"/>
+      <w:r>
+        <w:t>uart_sm</w:t>
+      </w:r>
+      <w:proofErr w:type="spellEnd"/>
+      <w:r>
+        <w:t xml:space="preserve"> #</w:t>
+      </w:r>
+      <w:proofErr w:type="gramStart"/>
+      <w:r>
+        <w:t>(.BAUD</w:t>
+      </w:r>
+      <w:proofErr w:type="gramEnd"/>
+      <w:r>
+        <w:t>(115200)</w:t>
+      </w:r>
+      <w:proofErr w:type="gramStart"/>
+      <w:r>
+        <w:t>, .CLK</w:t>
+      </w:r>
+      <w:proofErr w:type="gramEnd"/>
+      <w:r>
+        <w:t>_</w:t>
+      </w:r>
+      <w:proofErr w:type="gramStart"/>
+      <w:r>
+        <w:t>SPEED(</w:t>
+      </w:r>
+      <w:proofErr w:type="gramEnd"/>
+      <w:r>
+        <w:t>100_000_000)) UART_LINK (</w:t>
+      </w:r>
+    </w:p>
+    <w:p>
+      <w:pPr>
+        <w:pStyle w:val="NoSpacing"/>
+      </w:pPr>
+      <w:r>
+        <w:t xml:space="preserve">        </w:t>
+      </w:r>
+      <w:proofErr w:type="gramStart"/>
+      <w:r>
+        <w:t>.</w:t>
+      </w:r>
+      <w:proofErr w:type="spellStart"/>
+      <w:r>
+        <w:t>clk</w:t>
+      </w:r>
+      <w:proofErr w:type="spellEnd"/>
+      <w:proofErr w:type="gramEnd"/>
+      <w:r>
+        <w:t>(</w:t>
+      </w:r>
+      <w:proofErr w:type="spellStart"/>
+      <w:r>
+        <w:t>clk</w:t>
+      </w:r>
+      <w:proofErr w:type="spellEnd"/>
+      <w:r>
+        <w:t>),</w:t>
+      </w:r>
+    </w:p>
+    <w:p>
+      <w:pPr>
+        <w:pStyle w:val="NoSpacing"/>
+      </w:pPr>
+      <w:r>
+        <w:t xml:space="preserve">        </w:t>
+      </w:r>
+      <w:proofErr w:type="gramStart"/>
+      <w:r>
+        <w:t>.reset</w:t>
+      </w:r>
+      <w:proofErr w:type="gramEnd"/>
+      <w:r>
+        <w:t>(</w:t>
+      </w:r>
+      <w:proofErr w:type="spellStart"/>
+      <w:r>
+        <w:t>rst</w:t>
+      </w:r>
+      <w:proofErr w:type="spellEnd"/>
+      <w:r>
+        <w:t>),</w:t>
+      </w:r>
+    </w:p>
+    <w:p>
+      <w:pPr>
+        <w:pStyle w:val="NoSpacing"/>
+      </w:pPr>
+      <w:r>
+        <w:t xml:space="preserve">        </w:t>
+      </w:r>
+      <w:proofErr w:type="gramStart"/>
+      <w:r>
+        <w:t>.</w:t>
+      </w:r>
+      <w:proofErr w:type="spellStart"/>
+      <w:r>
+        <w:t>i</w:t>
+      </w:r>
+      <w:proofErr w:type="gramEnd"/>
+      <w:r>
+        <w:t>_rx</w:t>
+      </w:r>
+      <w:proofErr w:type="spellEnd"/>
+      <w:r>
+        <w:t>(</w:t>
+      </w:r>
+      <w:proofErr w:type="spellStart"/>
+      <w:r>
+        <w:t>i_rx</w:t>
+      </w:r>
+      <w:proofErr w:type="spellEnd"/>
+      <w:r>
+        <w:t>),</w:t>
+      </w:r>
+    </w:p>
+    <w:p>
+      <w:pPr>
+        <w:pStyle w:val="NoSpacing"/>
+      </w:pPr>
+      <w:r>
+        <w:t xml:space="preserve">        </w:t>
+      </w:r>
+      <w:proofErr w:type="gramStart"/>
+      <w:r>
+        <w:t>.</w:t>
+      </w:r>
+      <w:proofErr w:type="spellStart"/>
+      <w:r>
+        <w:t>o</w:t>
+      </w:r>
+      <w:proofErr w:type="gramEnd"/>
+      <w:r>
+        <w:t>_tx</w:t>
+      </w:r>
+      <w:proofErr w:type="spellEnd"/>
+      <w:r>
+        <w:t>(</w:t>
+      </w:r>
+      <w:proofErr w:type="spellStart"/>
+      <w:r>
+        <w:t>o_tx</w:t>
+      </w:r>
+      <w:proofErr w:type="spellEnd"/>
+      <w:r>
+        <w:t>),</w:t>
+      </w:r>
+    </w:p>
+    <w:p>
+      <w:pPr>
+        <w:pStyle w:val="NoSpacing"/>
+      </w:pPr>
+      <w:r>
+        <w:t xml:space="preserve">        </w:t>
+      </w:r>
+      <w:proofErr w:type="gramStart"/>
+      <w:r>
+        <w:t>.</w:t>
+      </w:r>
+      <w:proofErr w:type="spellStart"/>
+      <w:r>
+        <w:t>tx</w:t>
+      </w:r>
+      <w:proofErr w:type="gramEnd"/>
+      <w:r>
+        <w:t>_start</w:t>
+      </w:r>
+      <w:proofErr w:type="spellEnd"/>
+      <w:r>
+        <w:t>(</w:t>
+      </w:r>
+      <w:proofErr w:type="spellStart"/>
+      <w:r>
+        <w:t>tx_start</w:t>
+      </w:r>
+      <w:proofErr w:type="spellEnd"/>
+      <w:r>
+        <w:t>),</w:t>
+      </w:r>
+    </w:p>
+    <w:p>
+      <w:pPr>
+        <w:pStyle w:val="NoSpacing"/>
+      </w:pPr>
+      <w:r>
+        <w:t xml:space="preserve">        </w:t>
+      </w:r>
+      <w:proofErr w:type="gramStart"/>
+      <w:r>
+        <w:t>.</w:t>
+      </w:r>
+      <w:proofErr w:type="spellStart"/>
+      <w:r>
+        <w:t>tx</w:t>
+      </w:r>
+      <w:proofErr w:type="gramEnd"/>
+      <w:r>
+        <w:t>_done</w:t>
+      </w:r>
+      <w:proofErr w:type="spellEnd"/>
+      <w:r>
+        <w:t>(</w:t>
+      </w:r>
+      <w:proofErr w:type="spellStart"/>
+      <w:r>
+        <w:t>tx_done</w:t>
+      </w:r>
+      <w:proofErr w:type="spellEnd"/>
+      <w:r>
+        <w:t>),</w:t>
+      </w:r>
+    </w:p>
+    <w:p>
+      <w:pPr>
+        <w:pStyle w:val="NoSpacing"/>
+      </w:pPr>
+      <w:r>
+        <w:t xml:space="preserve">        </w:t>
+      </w:r>
+      <w:proofErr w:type="gramStart"/>
+      <w:r>
+        <w:t>.</w:t>
+      </w:r>
+      <w:proofErr w:type="spellStart"/>
+      <w:r>
+        <w:t>tx</w:t>
+      </w:r>
+      <w:proofErr w:type="gramEnd"/>
+      <w:r>
+        <w:t>_busy</w:t>
+      </w:r>
+      <w:proofErr w:type="spellEnd"/>
+      <w:r>
+        <w:t>(</w:t>
+      </w:r>
+      <w:proofErr w:type="spellStart"/>
+      <w:r>
+        <w:t>tx_busy</w:t>
+      </w:r>
+      <w:proofErr w:type="spellEnd"/>
+      <w:r>
+        <w:t>),</w:t>
+      </w:r>
+    </w:p>
+    <w:p>
+      <w:pPr>
+        <w:pStyle w:val="NoSpacing"/>
+      </w:pPr>
+      <w:r>
+        <w:t xml:space="preserve">        </w:t>
+      </w:r>
+      <w:proofErr w:type="gramStart"/>
+      <w:r>
+        <w:t>.</w:t>
+      </w:r>
+      <w:proofErr w:type="spellStart"/>
+      <w:r>
+        <w:t>rx</w:t>
+      </w:r>
+      <w:proofErr w:type="gramEnd"/>
+      <w:r>
+        <w:t>_done_really</w:t>
+      </w:r>
+      <w:proofErr w:type="spellEnd"/>
+      <w:r>
+        <w:t>(</w:t>
+      </w:r>
+      <w:proofErr w:type="spellStart"/>
+      <w:r>
+        <w:t>rx_valid</w:t>
+      </w:r>
+      <w:proofErr w:type="spellEnd"/>
+      <w:r>
+        <w:t>),</w:t>
+      </w:r>
+    </w:p>
+    <w:p>
+      <w:pPr>
+        <w:pStyle w:val="NoSpacing"/>
+      </w:pPr>
+      <w:r>
+        <w:t xml:space="preserve">        </w:t>
+      </w:r>
+      <w:proofErr w:type="gramStart"/>
+      <w:r>
+        <w:t>.</w:t>
+      </w:r>
+      <w:proofErr w:type="spellStart"/>
+      <w:r>
+        <w:t>rx</w:t>
+      </w:r>
+      <w:proofErr w:type="gramEnd"/>
+      <w:r>
+        <w:t>_words</w:t>
+      </w:r>
+      <w:proofErr w:type="spellEnd"/>
+      <w:r>
+        <w:t>(</w:t>
+      </w:r>
+      <w:proofErr w:type="spellStart"/>
+      <w:r>
+        <w:t>rx_byte</w:t>
+      </w:r>
+      <w:proofErr w:type="spellEnd"/>
+      <w:r>
+        <w:t>),</w:t>
+      </w:r>
+    </w:p>
+    <w:p>
+      <w:pPr>
+        <w:pStyle w:val="NoSpacing"/>
+      </w:pPr>
+      <w:r>
+        <w:t xml:space="preserve">        </w:t>
+      </w:r>
+      <w:proofErr w:type="gramStart"/>
+      <w:r>
+        <w:t>.</w:t>
+      </w:r>
+      <w:proofErr w:type="spellStart"/>
+      <w:r>
+        <w:t>tx</w:t>
+      </w:r>
+      <w:proofErr w:type="gramEnd"/>
+      <w:r>
+        <w:t>_words</w:t>
+      </w:r>
+      <w:proofErr w:type="spellEnd"/>
+      <w:r>
+        <w:t>(</w:t>
+      </w:r>
+      <w:proofErr w:type="spellStart"/>
+      <w:r>
+        <w:t>tx_byte</w:t>
+      </w:r>
+      <w:proofErr w:type="spellEnd"/>
+      <w:r>
+        <w:t>)</w:t>
       </w:r>
     </w:p>
     <w:p>
@@ -297,7 +659,15 @@
         <w:pStyle w:val="NoSpacing"/>
       </w:pPr>
       <w:r>
-        <w:t xml:space="preserve">    localparam RST      = 2'b00,</w:t>
+        <w:t xml:space="preserve">    </w:t>
+      </w:r>
+      <w:proofErr w:type="spellStart"/>
+      <w:r>
+        <w:t>localparam</w:t>
+      </w:r>
+      <w:proofErr w:type="spellEnd"/>
+      <w:r>
+        <w:t xml:space="preserve"> RST      = 2'b00,</w:t>
       </w:r>
     </w:p>
     <w:p>
@@ -313,21 +683,1009 @@
         <w:pStyle w:val="NoSpacing"/>
       </w:pPr>
       <w:r>
-        <w:t xml:space="preserve">               COMPUTE  = 2'b10,</w:t>
-      </w:r>
-    </w:p>
-    <w:p>
-      <w:pPr>
-        <w:pStyle w:val="NoSpacing"/>
-      </w:pPr>
-      <w:r>
-        <w:t xml:space="preserve">               START_TX = 2'b11;</w:t>
-      </w:r>
-    </w:p>
-    <w:p>
-      <w:pPr>
-        <w:pStyle w:val="NoSpacing"/>
-      </w:pPr>
+        <w:t xml:space="preserve">               </w:t>
+      </w:r>
+      <w:proofErr w:type="gramStart"/>
+      <w:r>
+        <w:t>COMPUTE  =</w:t>
+      </w:r>
+      <w:proofErr w:type="gramEnd"/>
+      <w:r>
+        <w:t xml:space="preserve"> 2'b10,</w:t>
+      </w:r>
+    </w:p>
+    <w:p>
+      <w:pPr>
+        <w:pStyle w:val="NoSpacing"/>
+      </w:pPr>
+      <w:r>
+        <w:t xml:space="preserve">               START_TX = 2'</w:t>
+      </w:r>
+      <w:proofErr w:type="gramStart"/>
+      <w:r>
+        <w:t>b11;</w:t>
+      </w:r>
+      <w:proofErr w:type="gramEnd"/>
+    </w:p>
+    <w:p>
+      <w:pPr>
+        <w:pStyle w:val="NoSpacing"/>
+      </w:pPr>
+    </w:p>
+    <w:p>
+      <w:pPr>
+        <w:pStyle w:val="NoSpacing"/>
+      </w:pPr>
+      <w:r>
+        <w:t xml:space="preserve">    reg [1:0] </w:t>
+      </w:r>
+      <w:proofErr w:type="gramStart"/>
+      <w:r>
+        <w:t>state;</w:t>
+      </w:r>
+      <w:proofErr w:type="gramEnd"/>
+    </w:p>
+    <w:p>
+      <w:pPr>
+        <w:pStyle w:val="NoSpacing"/>
+      </w:pPr>
+    </w:p>
+    <w:p>
+      <w:pPr>
+        <w:pStyle w:val="NoSpacing"/>
+      </w:pPr>
+      <w:r>
+        <w:t xml:space="preserve">    </w:t>
+      </w:r>
+      <w:proofErr w:type="gramStart"/>
+      <w:r>
+        <w:t>reg  [</w:t>
+      </w:r>
+      <w:proofErr w:type="gramEnd"/>
+      <w:r>
+        <w:t xml:space="preserve">127:0] </w:t>
+      </w:r>
+      <w:proofErr w:type="spellStart"/>
+      <w:r>
+        <w:t>plaintext_</w:t>
+      </w:r>
+      <w:proofErr w:type="gramStart"/>
+      <w:r>
+        <w:t>reg</w:t>
+      </w:r>
+      <w:proofErr w:type="spellEnd"/>
+      <w:r>
+        <w:t>;</w:t>
+      </w:r>
+      <w:proofErr w:type="gramEnd"/>
+    </w:p>
+    <w:p>
+      <w:pPr>
+        <w:pStyle w:val="NoSpacing"/>
+      </w:pPr>
+      <w:r>
+        <w:t xml:space="preserve">    </w:t>
+      </w:r>
+      <w:proofErr w:type="gramStart"/>
+      <w:r>
+        <w:t>reg  [</w:t>
+      </w:r>
+      <w:proofErr w:type="gramEnd"/>
+      <w:r>
+        <w:t xml:space="preserve">127:0] </w:t>
+      </w:r>
+      <w:proofErr w:type="spellStart"/>
+      <w:r>
+        <w:t>key_</w:t>
+      </w:r>
+      <w:proofErr w:type="gramStart"/>
+      <w:r>
+        <w:t>in</w:t>
+      </w:r>
+      <w:proofErr w:type="spellEnd"/>
+      <w:r>
+        <w:t>;</w:t>
+      </w:r>
+      <w:proofErr w:type="gramEnd"/>
+    </w:p>
+    <w:p>
+      <w:pPr>
+        <w:pStyle w:val="NoSpacing"/>
+      </w:pPr>
+      <w:r>
+        <w:t xml:space="preserve">    wire [127:0] </w:t>
+      </w:r>
+      <w:proofErr w:type="gramStart"/>
+      <w:r>
+        <w:t>ciphertext;</w:t>
+      </w:r>
+      <w:proofErr w:type="gramEnd"/>
+    </w:p>
+    <w:p>
+      <w:pPr>
+        <w:pStyle w:val="NoSpacing"/>
+      </w:pPr>
+    </w:p>
+    <w:p>
+      <w:pPr>
+        <w:pStyle w:val="NoSpacing"/>
+      </w:pPr>
+      <w:r>
+        <w:t xml:space="preserve">    wire [127:0] k0, k1, k2, k3, k4, k5, k6, k7, k8, k9, </w:t>
+      </w:r>
+      <w:proofErr w:type="gramStart"/>
+      <w:r>
+        <w:t>k10;</w:t>
+      </w:r>
+      <w:proofErr w:type="gramEnd"/>
+    </w:p>
+    <w:p>
+      <w:pPr>
+        <w:pStyle w:val="NoSpacing"/>
+      </w:pPr>
+    </w:p>
+    <w:p>
+      <w:pPr>
+        <w:pStyle w:val="NoSpacing"/>
+      </w:pPr>
+      <w:r>
+        <w:t xml:space="preserve">    </w:t>
+      </w:r>
+      <w:proofErr w:type="spellStart"/>
+      <w:r>
+        <w:t>key_generator</w:t>
+      </w:r>
+      <w:proofErr w:type="spellEnd"/>
+      <w:r>
+        <w:t xml:space="preserve"> </w:t>
+      </w:r>
+      <w:proofErr w:type="spellStart"/>
+      <w:r>
+        <w:t>u_keygen</w:t>
+      </w:r>
+      <w:proofErr w:type="spellEnd"/>
+      <w:r>
+        <w:t xml:space="preserve"> (</w:t>
+      </w:r>
+    </w:p>
+    <w:p>
+      <w:pPr>
+        <w:pStyle w:val="NoSpacing"/>
+      </w:pPr>
+      <w:r>
+        <w:t xml:space="preserve">        .</w:t>
+      </w:r>
+      <w:proofErr w:type="spellStart"/>
+      <w:r>
+        <w:t>key_in</w:t>
+      </w:r>
+      <w:proofErr w:type="spellEnd"/>
+      <w:r>
+        <w:t>(</w:t>
+      </w:r>
+      <w:proofErr w:type="spellStart"/>
+      <w:r>
+        <w:t>key_in</w:t>
+      </w:r>
+      <w:proofErr w:type="spellEnd"/>
+      <w:r>
+        <w:t>),</w:t>
+      </w:r>
+    </w:p>
+    <w:p>
+      <w:pPr>
+        <w:pStyle w:val="NoSpacing"/>
+      </w:pPr>
+      <w:r>
+        <w:t xml:space="preserve">        </w:t>
+      </w:r>
+      <w:proofErr w:type="gramStart"/>
+      <w:r>
+        <w:t>.k</w:t>
+      </w:r>
+      <w:proofErr w:type="gramEnd"/>
+      <w:r>
+        <w:t>0(k0)</w:t>
+      </w:r>
+      <w:proofErr w:type="gramStart"/>
+      <w:r>
+        <w:t>, .k</w:t>
+      </w:r>
+      <w:proofErr w:type="gramEnd"/>
+      <w:r>
+        <w:t>1(k1)</w:t>
+      </w:r>
+      <w:proofErr w:type="gramStart"/>
+      <w:r>
+        <w:t>, .k</w:t>
+      </w:r>
+      <w:proofErr w:type="gramEnd"/>
+      <w:r>
+        <w:t>2(k2)</w:t>
+      </w:r>
+      <w:proofErr w:type="gramStart"/>
+      <w:r>
+        <w:t>, .k</w:t>
+      </w:r>
+      <w:proofErr w:type="gramEnd"/>
+      <w:r>
+        <w:t>3(k3)</w:t>
+      </w:r>
+      <w:proofErr w:type="gramStart"/>
+      <w:r>
+        <w:t>, .k</w:t>
+      </w:r>
+      <w:proofErr w:type="gramEnd"/>
+      <w:r>
+        <w:t>4(k4),</w:t>
+      </w:r>
+    </w:p>
+    <w:p>
+      <w:pPr>
+        <w:pStyle w:val="NoSpacing"/>
+      </w:pPr>
+      <w:r>
+        <w:t xml:space="preserve">        </w:t>
+      </w:r>
+      <w:proofErr w:type="gramStart"/>
+      <w:r>
+        <w:t>.k</w:t>
+      </w:r>
+      <w:proofErr w:type="gramEnd"/>
+      <w:r>
+        <w:t>5(k5)</w:t>
+      </w:r>
+      <w:proofErr w:type="gramStart"/>
+      <w:r>
+        <w:t>, .k</w:t>
+      </w:r>
+      <w:proofErr w:type="gramEnd"/>
+      <w:r>
+        <w:t>6(k6)</w:t>
+      </w:r>
+      <w:proofErr w:type="gramStart"/>
+      <w:r>
+        <w:t>, .k</w:t>
+      </w:r>
+      <w:proofErr w:type="gramEnd"/>
+      <w:r>
+        <w:t>7(k7)</w:t>
+      </w:r>
+      <w:proofErr w:type="gramStart"/>
+      <w:r>
+        <w:t>, .k</w:t>
+      </w:r>
+      <w:proofErr w:type="gramEnd"/>
+      <w:r>
+        <w:t>8(k8)</w:t>
+      </w:r>
+      <w:proofErr w:type="gramStart"/>
+      <w:r>
+        <w:t>, .k</w:t>
+      </w:r>
+      <w:proofErr w:type="gramEnd"/>
+      <w:r>
+        <w:t>9(k9)</w:t>
+      </w:r>
+      <w:proofErr w:type="gramStart"/>
+      <w:r>
+        <w:t>, .k</w:t>
+      </w:r>
+      <w:proofErr w:type="gramEnd"/>
+      <w:r>
+        <w:t>10(k10)</w:t>
+      </w:r>
+    </w:p>
+    <w:p>
+      <w:pPr>
+        <w:pStyle w:val="NoSpacing"/>
+      </w:pPr>
+      <w:r>
+        <w:t xml:space="preserve">    );</w:t>
+      </w:r>
+    </w:p>
+    <w:p>
+      <w:pPr>
+        <w:pStyle w:val="NoSpacing"/>
+      </w:pPr>
+    </w:p>
+    <w:p>
+      <w:pPr>
+        <w:pStyle w:val="NoSpacing"/>
+      </w:pPr>
+      <w:r>
+        <w:t xml:space="preserve">    wire [127:0] r0_out, r1_out, r2_out, r3_out, r4_out, r5_out, r6_out, r7_out, r8_out, r9_out, r10_</w:t>
+      </w:r>
+      <w:proofErr w:type="gramStart"/>
+      <w:r>
+        <w:t>out;</w:t>
+      </w:r>
+      <w:proofErr w:type="gramEnd"/>
+    </w:p>
+    <w:p>
+      <w:pPr>
+        <w:pStyle w:val="NoSpacing"/>
+      </w:pPr>
+    </w:p>
+    <w:p>
+      <w:pPr>
+        <w:pStyle w:val="NoSpacing"/>
+      </w:pPr>
+      <w:r>
+        <w:t xml:space="preserve">    assign r0_out = </w:t>
+      </w:r>
+      <w:proofErr w:type="spellStart"/>
+      <w:r>
+        <w:t>plaintext_reg</w:t>
+      </w:r>
+      <w:proofErr w:type="spellEnd"/>
+      <w:r>
+        <w:t xml:space="preserve"> ^ </w:t>
+      </w:r>
+      <w:proofErr w:type="gramStart"/>
+      <w:r>
+        <w:t>k0;</w:t>
+      </w:r>
+      <w:proofErr w:type="gramEnd"/>
+    </w:p>
+    <w:p>
+      <w:pPr>
+        <w:pStyle w:val="NoSpacing"/>
+      </w:pPr>
+    </w:p>
+    <w:p>
+      <w:pPr>
+        <w:pStyle w:val="NoSpacing"/>
+      </w:pPr>
+      <w:r>
+        <w:t xml:space="preserve">    </w:t>
+      </w:r>
+      <w:proofErr w:type="spellStart"/>
+      <w:r>
+        <w:t>aes_round</w:t>
+      </w:r>
+      <w:proofErr w:type="spellEnd"/>
+      <w:r>
+        <w:t xml:space="preserve"> r1 </w:t>
+      </w:r>
+      <w:proofErr w:type="gramStart"/>
+      <w:r>
+        <w:t>(.</w:t>
+      </w:r>
+      <w:proofErr w:type="spellStart"/>
+      <w:r>
+        <w:t>clk</w:t>
+      </w:r>
+      <w:proofErr w:type="spellEnd"/>
+      <w:proofErr w:type="gramEnd"/>
+      <w:r>
+        <w:t>(</w:t>
+      </w:r>
+      <w:proofErr w:type="spellStart"/>
+      <w:r>
+        <w:t>clk</w:t>
+      </w:r>
+      <w:proofErr w:type="spellEnd"/>
+      <w:r>
+        <w:t>), .in(r0_out), .key(k1), .out(r1_out)</w:t>
+      </w:r>
+      <w:proofErr w:type="gramStart"/>
+      <w:r>
+        <w:t>);</w:t>
+      </w:r>
+      <w:proofErr w:type="gramEnd"/>
+    </w:p>
+    <w:p>
+      <w:pPr>
+        <w:pStyle w:val="NoSpacing"/>
+      </w:pPr>
+      <w:r>
+        <w:t xml:space="preserve">    </w:t>
+      </w:r>
+      <w:proofErr w:type="spellStart"/>
+      <w:r>
+        <w:t>aes_round</w:t>
+      </w:r>
+      <w:proofErr w:type="spellEnd"/>
+      <w:r>
+        <w:t xml:space="preserve"> r2 </w:t>
+      </w:r>
+      <w:proofErr w:type="gramStart"/>
+      <w:r>
+        <w:t>(.</w:t>
+      </w:r>
+      <w:proofErr w:type="spellStart"/>
+      <w:r>
+        <w:t>clk</w:t>
+      </w:r>
+      <w:proofErr w:type="spellEnd"/>
+      <w:proofErr w:type="gramEnd"/>
+      <w:r>
+        <w:t>(</w:t>
+      </w:r>
+      <w:proofErr w:type="spellStart"/>
+      <w:r>
+        <w:t>clk</w:t>
+      </w:r>
+      <w:proofErr w:type="spellEnd"/>
+      <w:r>
+        <w:t>), .in(r1_out), .key(k2), .out(r2_out)</w:t>
+      </w:r>
+      <w:proofErr w:type="gramStart"/>
+      <w:r>
+        <w:t>);</w:t>
+      </w:r>
+      <w:proofErr w:type="gramEnd"/>
+    </w:p>
+    <w:p>
+      <w:pPr>
+        <w:pStyle w:val="NoSpacing"/>
+      </w:pPr>
+      <w:r>
+        <w:t xml:space="preserve">    </w:t>
+      </w:r>
+      <w:proofErr w:type="spellStart"/>
+      <w:r>
+        <w:t>aes_round</w:t>
+      </w:r>
+      <w:proofErr w:type="spellEnd"/>
+      <w:r>
+        <w:t xml:space="preserve"> r3 </w:t>
+      </w:r>
+      <w:proofErr w:type="gramStart"/>
+      <w:r>
+        <w:t>(.</w:t>
+      </w:r>
+      <w:proofErr w:type="spellStart"/>
+      <w:r>
+        <w:t>clk</w:t>
+      </w:r>
+      <w:proofErr w:type="spellEnd"/>
+      <w:proofErr w:type="gramEnd"/>
+      <w:r>
+        <w:t>(</w:t>
+      </w:r>
+      <w:proofErr w:type="spellStart"/>
+      <w:r>
+        <w:t>clk</w:t>
+      </w:r>
+      <w:proofErr w:type="spellEnd"/>
+      <w:r>
+        <w:t>), .in(r2_out), .key(k3), .out(r3_out)</w:t>
+      </w:r>
+      <w:proofErr w:type="gramStart"/>
+      <w:r>
+        <w:t>);</w:t>
+      </w:r>
+      <w:proofErr w:type="gramEnd"/>
+    </w:p>
+    <w:p>
+      <w:pPr>
+        <w:pStyle w:val="NoSpacing"/>
+      </w:pPr>
+      <w:r>
+        <w:t xml:space="preserve">    </w:t>
+      </w:r>
+      <w:proofErr w:type="spellStart"/>
+      <w:r>
+        <w:t>aes_round</w:t>
+      </w:r>
+      <w:proofErr w:type="spellEnd"/>
+      <w:r>
+        <w:t xml:space="preserve"> r4 </w:t>
+      </w:r>
+      <w:proofErr w:type="gramStart"/>
+      <w:r>
+        <w:t>(.</w:t>
+      </w:r>
+      <w:proofErr w:type="spellStart"/>
+      <w:r>
+        <w:t>clk</w:t>
+      </w:r>
+      <w:proofErr w:type="spellEnd"/>
+      <w:proofErr w:type="gramEnd"/>
+      <w:r>
+        <w:t>(</w:t>
+      </w:r>
+      <w:proofErr w:type="spellStart"/>
+      <w:r>
+        <w:t>clk</w:t>
+      </w:r>
+      <w:proofErr w:type="spellEnd"/>
+      <w:r>
+        <w:t>), .in(r3_out), .key(k4), .out(r4_out)</w:t>
+      </w:r>
+      <w:proofErr w:type="gramStart"/>
+      <w:r>
+        <w:t>);</w:t>
+      </w:r>
+      <w:proofErr w:type="gramEnd"/>
+    </w:p>
+    <w:p>
+      <w:pPr>
+        <w:pStyle w:val="NoSpacing"/>
+      </w:pPr>
+      <w:r>
+        <w:t xml:space="preserve">    </w:t>
+      </w:r>
+      <w:proofErr w:type="spellStart"/>
+      <w:r>
+        <w:t>aes_round</w:t>
+      </w:r>
+      <w:proofErr w:type="spellEnd"/>
+      <w:r>
+        <w:t xml:space="preserve"> r5 </w:t>
+      </w:r>
+      <w:proofErr w:type="gramStart"/>
+      <w:r>
+        <w:t>(.</w:t>
+      </w:r>
+      <w:proofErr w:type="spellStart"/>
+      <w:r>
+        <w:t>clk</w:t>
+      </w:r>
+      <w:proofErr w:type="spellEnd"/>
+      <w:proofErr w:type="gramEnd"/>
+      <w:r>
+        <w:t>(</w:t>
+      </w:r>
+      <w:proofErr w:type="spellStart"/>
+      <w:r>
+        <w:t>clk</w:t>
+      </w:r>
+      <w:proofErr w:type="spellEnd"/>
+      <w:r>
+        <w:t>), .in(r4_out), .key(k5), .out(r5_out)</w:t>
+      </w:r>
+      <w:proofErr w:type="gramStart"/>
+      <w:r>
+        <w:t>);</w:t>
+      </w:r>
+      <w:proofErr w:type="gramEnd"/>
+    </w:p>
+    <w:p>
+      <w:pPr>
+        <w:pStyle w:val="NoSpacing"/>
+      </w:pPr>
+      <w:r>
+        <w:t xml:space="preserve">    </w:t>
+      </w:r>
+      <w:proofErr w:type="spellStart"/>
+      <w:r>
+        <w:t>aes_round</w:t>
+      </w:r>
+      <w:proofErr w:type="spellEnd"/>
+      <w:r>
+        <w:t xml:space="preserve"> r6 </w:t>
+      </w:r>
+      <w:proofErr w:type="gramStart"/>
+      <w:r>
+        <w:t>(.</w:t>
+      </w:r>
+      <w:proofErr w:type="spellStart"/>
+      <w:r>
+        <w:t>clk</w:t>
+      </w:r>
+      <w:proofErr w:type="spellEnd"/>
+      <w:proofErr w:type="gramEnd"/>
+      <w:r>
+        <w:t>(</w:t>
+      </w:r>
+      <w:proofErr w:type="spellStart"/>
+      <w:r>
+        <w:t>clk</w:t>
+      </w:r>
+      <w:proofErr w:type="spellEnd"/>
+      <w:r>
+        <w:t>), .in(r5_out), .key(k6), .out(r6_out)</w:t>
+      </w:r>
+      <w:proofErr w:type="gramStart"/>
+      <w:r>
+        <w:t>);</w:t>
+      </w:r>
+      <w:proofErr w:type="gramEnd"/>
+    </w:p>
+    <w:p>
+      <w:pPr>
+        <w:pStyle w:val="NoSpacing"/>
+      </w:pPr>
+      <w:r>
+        <w:t xml:space="preserve">    </w:t>
+      </w:r>
+      <w:proofErr w:type="spellStart"/>
+      <w:r>
+        <w:t>aes_round</w:t>
+      </w:r>
+      <w:proofErr w:type="spellEnd"/>
+      <w:r>
+        <w:t xml:space="preserve"> r7 </w:t>
+      </w:r>
+      <w:proofErr w:type="gramStart"/>
+      <w:r>
+        <w:t>(.</w:t>
+      </w:r>
+      <w:proofErr w:type="spellStart"/>
+      <w:r>
+        <w:t>clk</w:t>
+      </w:r>
+      <w:proofErr w:type="spellEnd"/>
+      <w:proofErr w:type="gramEnd"/>
+      <w:r>
+        <w:t>(</w:t>
+      </w:r>
+      <w:proofErr w:type="spellStart"/>
+      <w:r>
+        <w:t>clk</w:t>
+      </w:r>
+      <w:proofErr w:type="spellEnd"/>
+      <w:r>
+        <w:t>), .in(r6_out), .key(k7), .out(r7_out)</w:t>
+      </w:r>
+      <w:proofErr w:type="gramStart"/>
+      <w:r>
+        <w:t>);</w:t>
+      </w:r>
+      <w:proofErr w:type="gramEnd"/>
+    </w:p>
+    <w:p>
+      <w:pPr>
+        <w:pStyle w:val="NoSpacing"/>
+      </w:pPr>
+      <w:r>
+        <w:t xml:space="preserve">    </w:t>
+      </w:r>
+      <w:proofErr w:type="spellStart"/>
+      <w:r>
+        <w:t>aes_round</w:t>
+      </w:r>
+      <w:proofErr w:type="spellEnd"/>
+      <w:r>
+        <w:t xml:space="preserve"> r8 </w:t>
+      </w:r>
+      <w:proofErr w:type="gramStart"/>
+      <w:r>
+        <w:t>(.</w:t>
+      </w:r>
+      <w:proofErr w:type="spellStart"/>
+      <w:r>
+        <w:t>clk</w:t>
+      </w:r>
+      <w:proofErr w:type="spellEnd"/>
+      <w:proofErr w:type="gramEnd"/>
+      <w:r>
+        <w:t>(</w:t>
+      </w:r>
+      <w:proofErr w:type="spellStart"/>
+      <w:r>
+        <w:t>clk</w:t>
+      </w:r>
+      <w:proofErr w:type="spellEnd"/>
+      <w:r>
+        <w:t>), .in(r7_out), .key(k8), .out(r8_out)</w:t>
+      </w:r>
+      <w:proofErr w:type="gramStart"/>
+      <w:r>
+        <w:t>);</w:t>
+      </w:r>
+      <w:proofErr w:type="gramEnd"/>
+    </w:p>
+    <w:p>
+      <w:pPr>
+        <w:pStyle w:val="NoSpacing"/>
+      </w:pPr>
+      <w:r>
+        <w:t xml:space="preserve">    </w:t>
+      </w:r>
+      <w:proofErr w:type="spellStart"/>
+      <w:r>
+        <w:t>aes_round</w:t>
+      </w:r>
+      <w:proofErr w:type="spellEnd"/>
+      <w:r>
+        <w:t xml:space="preserve"> r9 </w:t>
+      </w:r>
+      <w:proofErr w:type="gramStart"/>
+      <w:r>
+        <w:t>(.</w:t>
+      </w:r>
+      <w:proofErr w:type="spellStart"/>
+      <w:r>
+        <w:t>clk</w:t>
+      </w:r>
+      <w:proofErr w:type="spellEnd"/>
+      <w:proofErr w:type="gramEnd"/>
+      <w:r>
+        <w:t>(</w:t>
+      </w:r>
+      <w:proofErr w:type="spellStart"/>
+      <w:r>
+        <w:t>clk</w:t>
+      </w:r>
+      <w:proofErr w:type="spellEnd"/>
+      <w:r>
+        <w:t>), .in(r8_out), .key(k9), .out(r9_out)</w:t>
+      </w:r>
+      <w:proofErr w:type="gramStart"/>
+      <w:r>
+        <w:t>);</w:t>
+      </w:r>
+      <w:proofErr w:type="gramEnd"/>
+    </w:p>
+    <w:p>
+      <w:pPr>
+        <w:pStyle w:val="NoSpacing"/>
+      </w:pPr>
+    </w:p>
+    <w:p>
+      <w:pPr>
+        <w:pStyle w:val="NoSpacing"/>
+      </w:pPr>
+      <w:r>
+        <w:t xml:space="preserve">    </w:t>
+      </w:r>
+      <w:proofErr w:type="spellStart"/>
+      <w:r>
+        <w:t>aes_final_round</w:t>
+      </w:r>
+      <w:proofErr w:type="spellEnd"/>
+      <w:r>
+        <w:t xml:space="preserve"> r10 </w:t>
+      </w:r>
+      <w:proofErr w:type="gramStart"/>
+      <w:r>
+        <w:t>(.</w:t>
+      </w:r>
+      <w:proofErr w:type="spellStart"/>
+      <w:r>
+        <w:t>clk</w:t>
+      </w:r>
+      <w:proofErr w:type="spellEnd"/>
+      <w:proofErr w:type="gramEnd"/>
+      <w:r>
+        <w:t>(</w:t>
+      </w:r>
+      <w:proofErr w:type="spellStart"/>
+      <w:r>
+        <w:t>clk</w:t>
+      </w:r>
+      <w:proofErr w:type="spellEnd"/>
+      <w:r>
+        <w:t>), .in(r9_out), .key(k10), .out(r10_out)</w:t>
+      </w:r>
+      <w:proofErr w:type="gramStart"/>
+      <w:r>
+        <w:t>);</w:t>
+      </w:r>
+      <w:proofErr w:type="gramEnd"/>
+    </w:p>
+    <w:p>
+      <w:pPr>
+        <w:pStyle w:val="NoSpacing"/>
+      </w:pPr>
+    </w:p>
+    <w:p>
+      <w:pPr>
+        <w:pStyle w:val="NoSpacing"/>
+      </w:pPr>
+      <w:r>
+        <w:t xml:space="preserve">    assign ciphertext = r10_</w:t>
+      </w:r>
+      <w:proofErr w:type="gramStart"/>
+      <w:r>
+        <w:t>out;</w:t>
+      </w:r>
+      <w:proofErr w:type="gramEnd"/>
+    </w:p>
+    <w:p>
+      <w:pPr>
+        <w:pStyle w:val="NoSpacing"/>
+      </w:pPr>
+    </w:p>
+    <w:p>
+      <w:pPr>
+        <w:pStyle w:val="NoSpacing"/>
+      </w:pPr>
+      <w:r>
+        <w:t xml:space="preserve">    // State-Machine logic</w:t>
+      </w:r>
+    </w:p>
+    <w:p>
+      <w:pPr>
+        <w:pStyle w:val="NoSpacing"/>
+      </w:pPr>
+      <w:r>
+        <w:t xml:space="preserve">    always </w:t>
+      </w:r>
+      <w:proofErr w:type="gramStart"/>
+      <w:r>
+        <w:t>@(</w:t>
+      </w:r>
+      <w:proofErr w:type="gramEnd"/>
+      <w:r>
+        <w:t xml:space="preserve">posedge </w:t>
+      </w:r>
+      <w:proofErr w:type="spellStart"/>
+      <w:r>
+        <w:t>clk</w:t>
+      </w:r>
+      <w:proofErr w:type="spellEnd"/>
+      <w:r>
+        <w:t xml:space="preserve"> or </w:t>
+      </w:r>
+      <w:proofErr w:type="spellStart"/>
+      <w:r>
+        <w:t>posedge</w:t>
+      </w:r>
+      <w:proofErr w:type="spellEnd"/>
+      <w:r>
+        <w:t xml:space="preserve"> </w:t>
+      </w:r>
+      <w:proofErr w:type="spellStart"/>
+      <w:r>
+        <w:t>rst</w:t>
+      </w:r>
+      <w:proofErr w:type="spellEnd"/>
+      <w:r>
+        <w:t>) begin</w:t>
+      </w:r>
+    </w:p>
+    <w:p>
+      <w:pPr>
+        <w:pStyle w:val="NoSpacing"/>
+      </w:pPr>
+      <w:r>
+        <w:t xml:space="preserve">        if (</w:t>
+      </w:r>
+      <w:proofErr w:type="spellStart"/>
+      <w:r>
+        <w:t>rst</w:t>
+      </w:r>
+      <w:proofErr w:type="spellEnd"/>
+      <w:r>
+        <w:t>) begin</w:t>
+      </w:r>
+    </w:p>
+    <w:p>
+      <w:pPr>
+        <w:pStyle w:val="NoSpacing"/>
+      </w:pPr>
+      <w:r>
+        <w:t xml:space="preserve">            state &lt;= </w:t>
+      </w:r>
+      <w:proofErr w:type="gramStart"/>
+      <w:r>
+        <w:t>RST;</w:t>
+      </w:r>
+      <w:proofErr w:type="gramEnd"/>
+    </w:p>
+    <w:p>
+      <w:pPr>
+        <w:pStyle w:val="NoSpacing"/>
+      </w:pPr>
+      <w:r>
+        <w:t xml:space="preserve">            </w:t>
+      </w:r>
+      <w:proofErr w:type="spellStart"/>
+      <w:r>
+        <w:t>tx_start</w:t>
+      </w:r>
+      <w:proofErr w:type="spellEnd"/>
+      <w:r>
+        <w:t xml:space="preserve"> &lt;= </w:t>
+      </w:r>
+      <w:proofErr w:type="gramStart"/>
+      <w:r>
+        <w:t>0;</w:t>
+      </w:r>
+      <w:proofErr w:type="gramEnd"/>
+    </w:p>
+    <w:p>
+      <w:pPr>
+        <w:pStyle w:val="NoSpacing"/>
+      </w:pPr>
+      <w:r>
+        <w:t xml:space="preserve">            </w:t>
+      </w:r>
+      <w:proofErr w:type="spellStart"/>
+      <w:r>
+        <w:t>tx_byte</w:t>
+      </w:r>
+      <w:proofErr w:type="spellEnd"/>
+      <w:r>
+        <w:t xml:space="preserve"> &lt;= </w:t>
+      </w:r>
+      <w:proofErr w:type="gramStart"/>
+      <w:r>
+        <w:t>0;</w:t>
+      </w:r>
+      <w:proofErr w:type="gramEnd"/>
+    </w:p>
+    <w:p>
+      <w:pPr>
+        <w:pStyle w:val="NoSpacing"/>
+      </w:pPr>
+      <w:r>
+        <w:t xml:space="preserve">            </w:t>
+      </w:r>
+      <w:proofErr w:type="spellStart"/>
+      <w:r>
+        <w:t>plaintext_reg</w:t>
+      </w:r>
+      <w:proofErr w:type="spellEnd"/>
+      <w:r>
+        <w:t xml:space="preserve"> &lt;= </w:t>
+      </w:r>
+      <w:proofErr w:type="gramStart"/>
+      <w:r>
+        <w:t>0;</w:t>
+      </w:r>
+      <w:proofErr w:type="gramEnd"/>
+    </w:p>
+    <w:p>
+      <w:pPr>
+        <w:pStyle w:val="NoSpacing"/>
+      </w:pPr>
+      <w:r>
+        <w:t xml:space="preserve">            </w:t>
+      </w:r>
+      <w:proofErr w:type="spellStart"/>
+      <w:r>
+        <w:t>key_in</w:t>
+      </w:r>
+      <w:proofErr w:type="spellEnd"/>
+      <w:r>
+        <w:t xml:space="preserve"> &lt;= </w:t>
+      </w:r>
+      <w:proofErr w:type="gramStart"/>
+      <w:r>
+        <w:t>0;</w:t>
+      </w:r>
+      <w:proofErr w:type="gramEnd"/>
+    </w:p>
+    <w:p>
+      <w:pPr>
+        <w:pStyle w:val="NoSpacing"/>
+      </w:pPr>
+      <w:r>
+        <w:t xml:space="preserve">        end else begin</w:t>
+      </w:r>
+    </w:p>
+    <w:p>
+      <w:pPr>
+        <w:pStyle w:val="NoSpacing"/>
+      </w:pPr>
+      <w:r>
+        <w:t xml:space="preserve">            </w:t>
+      </w:r>
+      <w:proofErr w:type="spellStart"/>
+      <w:r>
+        <w:t>tx_start</w:t>
+      </w:r>
+      <w:proofErr w:type="spellEnd"/>
+      <w:r>
+        <w:t xml:space="preserve"> &lt;= </w:t>
+      </w:r>
+      <w:proofErr w:type="gramStart"/>
+      <w:r>
+        <w:t>0;</w:t>
+      </w:r>
+      <w:proofErr w:type="gramEnd"/>
+    </w:p>
+    <w:p>
+      <w:pPr>
+        <w:pStyle w:val="NoSpacing"/>
+      </w:pPr>
+      <w:r>
+        <w:t xml:space="preserve">            case (state)</w:t>
+      </w:r>
+    </w:p>
+    <w:p>
+      <w:pPr>
+        <w:pStyle w:val="NoSpacing"/>
+      </w:pPr>
+      <w:r>
+        <w:t xml:space="preserve">                RST: begin</w:t>
+      </w:r>
     </w:p>
     <w:p>
       <w:pPr>
@@ -335,358 +1693,103 @@
       </w:pPr>
       <w:r>
         <w:lastRenderedPageBreak/>
-        <w:t xml:space="preserve">    reg [1:0] state;</w:t>
-      </w:r>
-    </w:p>
-    <w:p>
-      <w:pPr>
-        <w:pStyle w:val="NoSpacing"/>
-      </w:pPr>
-    </w:p>
-    <w:p>
-      <w:pPr>
-        <w:pStyle w:val="NoSpacing"/>
-      </w:pPr>
-      <w:r>
-        <w:t xml:space="preserve">    reg  [127:0] plaintext_reg;</w:t>
-      </w:r>
-    </w:p>
-    <w:p>
-      <w:pPr>
-        <w:pStyle w:val="NoSpacing"/>
-      </w:pPr>
-      <w:r>
-        <w:t xml:space="preserve">    reg  [127:0] key_in;</w:t>
-      </w:r>
-    </w:p>
-    <w:p>
-      <w:pPr>
-        <w:pStyle w:val="NoSpacing"/>
-      </w:pPr>
-      <w:r>
-        <w:t xml:space="preserve">    wire [127:0] ciphertext;</w:t>
-      </w:r>
-    </w:p>
-    <w:p>
-      <w:pPr>
-        <w:pStyle w:val="NoSpacing"/>
-      </w:pPr>
-    </w:p>
-    <w:p>
-      <w:pPr>
-        <w:pStyle w:val="NoSpacing"/>
-      </w:pPr>
-      <w:r>
-        <w:t xml:space="preserve">    wire [127:0] k0, k1, k2, k3, k4, k5, k6, k7, k8, k9, k10;</w:t>
-      </w:r>
-    </w:p>
-    <w:p>
-      <w:pPr>
-        <w:pStyle w:val="NoSpacing"/>
-      </w:pPr>
-    </w:p>
-    <w:p>
-      <w:pPr>
-        <w:pStyle w:val="NoSpacing"/>
-      </w:pPr>
-      <w:r>
-        <w:t xml:space="preserve">    key_generator u_keygen (</w:t>
-      </w:r>
-    </w:p>
-    <w:p>
-      <w:pPr>
-        <w:pStyle w:val="NoSpacing"/>
-      </w:pPr>
-      <w:r>
-        <w:t xml:space="preserve">        .key_in(key_in),</w:t>
-      </w:r>
-    </w:p>
-    <w:p>
-      <w:pPr>
-        <w:pStyle w:val="NoSpacing"/>
-      </w:pPr>
-      <w:r>
-        <w:t xml:space="preserve">        .k0(k0), .k1(k1), .k2(k2), .k3(k3), .k4(k4),</w:t>
-      </w:r>
-    </w:p>
-    <w:p>
-      <w:pPr>
-        <w:pStyle w:val="NoSpacing"/>
-      </w:pPr>
-      <w:r>
-        <w:t xml:space="preserve">        .k5(k5), .k6(k6), .k7(k7), .k8(k8), .k9(k9), .k10(k10)</w:t>
-      </w:r>
-    </w:p>
-    <w:p>
-      <w:pPr>
-        <w:pStyle w:val="NoSpacing"/>
-      </w:pPr>
-      <w:r>
-        <w:t xml:space="preserve">    );</w:t>
-      </w:r>
-    </w:p>
-    <w:p>
-      <w:pPr>
-        <w:pStyle w:val="NoSpacing"/>
-      </w:pPr>
-    </w:p>
-    <w:p>
-      <w:pPr>
-        <w:pStyle w:val="NoSpacing"/>
-      </w:pPr>
-      <w:r>
-        <w:t xml:space="preserve">    wire [127:0] r0_out, r1_out, r2_out, r3_out, r4_out, r5_out, r6_out, r7_out, r8_out, r9_out, r10_out;</w:t>
-      </w:r>
-    </w:p>
-    <w:p>
-      <w:pPr>
-        <w:pStyle w:val="NoSpacing"/>
-      </w:pPr>
-    </w:p>
-    <w:p>
-      <w:pPr>
-        <w:pStyle w:val="NoSpacing"/>
-      </w:pPr>
-      <w:r>
-        <w:t xml:space="preserve">    assign r0_out = plaintext_reg ^ k0;</w:t>
-      </w:r>
-    </w:p>
-    <w:p>
-      <w:pPr>
-        <w:pStyle w:val="NoSpacing"/>
-      </w:pPr>
-    </w:p>
-    <w:p>
-      <w:pPr>
-        <w:pStyle w:val="NoSpacing"/>
-      </w:pPr>
-      <w:r>
-        <w:t xml:space="preserve">    aes_round r1 (.clk(clk), .in(r0_out), .key(k1), .out(r1_out));</w:t>
-      </w:r>
-    </w:p>
-    <w:p>
-      <w:pPr>
-        <w:pStyle w:val="NoSpacing"/>
-      </w:pPr>
-      <w:r>
-        <w:t xml:space="preserve">    aes_round r2 (.clk(clk), .in(r1_out), .key(k2), .out(r2_out));</w:t>
-      </w:r>
-    </w:p>
-    <w:p>
-      <w:pPr>
-        <w:pStyle w:val="NoSpacing"/>
-      </w:pPr>
-      <w:r>
-        <w:t xml:space="preserve">    aes_round r3 (.clk(clk), .in(r2_out), .key(k3), .out(r3_out));</w:t>
-      </w:r>
-    </w:p>
-    <w:p>
-      <w:pPr>
-        <w:pStyle w:val="NoSpacing"/>
-      </w:pPr>
-      <w:r>
-        <w:t xml:space="preserve">    aes_round r4 (.clk(clk), .in(r3_out), .key(k4), .out(r4_out));</w:t>
-      </w:r>
-    </w:p>
-    <w:p>
-      <w:pPr>
-        <w:pStyle w:val="NoSpacing"/>
-      </w:pPr>
-      <w:r>
-        <w:t xml:space="preserve">    aes_round r5 (.clk(clk), .in(r4_out), .key(k5), .out(r5_out));</w:t>
-      </w:r>
-    </w:p>
-    <w:p>
-      <w:pPr>
-        <w:pStyle w:val="NoSpacing"/>
-      </w:pPr>
-      <w:r>
-        <w:t xml:space="preserve">    aes_round r6 (.clk(clk), .in(r5_out), .key(k6), .out(r6_out));</w:t>
-      </w:r>
-    </w:p>
-    <w:p>
-      <w:pPr>
-        <w:pStyle w:val="NoSpacing"/>
-      </w:pPr>
-      <w:r>
-        <w:t xml:space="preserve">    aes_round r7 (.clk(clk), .in(r6_out), .key(k7), .out(r7_out));</w:t>
-      </w:r>
-    </w:p>
-    <w:p>
-      <w:pPr>
-        <w:pStyle w:val="NoSpacing"/>
-      </w:pPr>
-      <w:r>
-        <w:t xml:space="preserve">    aes_round r8 (.clk(clk), .in(r7_out), .key(k8), .out(r8_out));</w:t>
-      </w:r>
-    </w:p>
-    <w:p>
-      <w:pPr>
-        <w:pStyle w:val="NoSpacing"/>
-      </w:pPr>
-      <w:r>
-        <w:t xml:space="preserve">    aes_round r9 (.clk(clk), .in(r8_out), .key(k9), .out(r9_out));</w:t>
-      </w:r>
-    </w:p>
-    <w:p>
-      <w:pPr>
-        <w:pStyle w:val="NoSpacing"/>
-      </w:pPr>
-    </w:p>
-    <w:p>
-      <w:pPr>
-        <w:pStyle w:val="NoSpacing"/>
-      </w:pPr>
-      <w:r>
-        <w:t xml:space="preserve">    aes_final_round r10 (.clk(clk), .in(r9_out), .key(k10), .out(r10_out));</w:t>
-      </w:r>
-    </w:p>
-    <w:p>
-      <w:pPr>
-        <w:pStyle w:val="NoSpacing"/>
-      </w:pPr>
-    </w:p>
-    <w:p>
-      <w:pPr>
-        <w:pStyle w:val="NoSpacing"/>
-      </w:pPr>
-      <w:r>
-        <w:t xml:space="preserve">    assign ciphertext = r10_out;</w:t>
-      </w:r>
-    </w:p>
-    <w:p>
-      <w:pPr>
-        <w:pStyle w:val="NoSpacing"/>
-      </w:pPr>
-    </w:p>
-    <w:p>
-      <w:pPr>
-        <w:pStyle w:val="NoSpacing"/>
-      </w:pPr>
-      <w:r>
-        <w:t xml:space="preserve">    // State-Machine logic</w:t>
-      </w:r>
-    </w:p>
-    <w:p>
-      <w:pPr>
-        <w:pStyle w:val="NoSpacing"/>
-      </w:pPr>
-      <w:r>
-        <w:t xml:space="preserve">    always @(posedge clk or posedge rst) begin</w:t>
-      </w:r>
-    </w:p>
-    <w:p>
-      <w:pPr>
-        <w:pStyle w:val="NoSpacing"/>
-      </w:pPr>
-      <w:r>
-        <w:t xml:space="preserve">        if (rst) begin</w:t>
-      </w:r>
-    </w:p>
-    <w:p>
-      <w:pPr>
-        <w:pStyle w:val="NoSpacing"/>
-      </w:pPr>
-      <w:r>
-        <w:t xml:space="preserve">            state &lt;= RST;</w:t>
-      </w:r>
-    </w:p>
-    <w:p>
-      <w:pPr>
-        <w:pStyle w:val="NoSpacing"/>
-      </w:pPr>
-      <w:r>
-        <w:t xml:space="preserve">            tx_start &lt;= 0;</w:t>
-      </w:r>
-    </w:p>
-    <w:p>
-      <w:pPr>
-        <w:pStyle w:val="NoSpacing"/>
-      </w:pPr>
-      <w:r>
-        <w:t xml:space="preserve">            tx_byte &lt;= 0;</w:t>
-      </w:r>
-    </w:p>
-    <w:p>
-      <w:pPr>
-        <w:pStyle w:val="NoSpacing"/>
-      </w:pPr>
-      <w:r>
-        <w:t xml:space="preserve">            plaintext_reg &lt;= 0;</w:t>
-      </w:r>
-    </w:p>
-    <w:p>
-      <w:pPr>
-        <w:pStyle w:val="NoSpacing"/>
-      </w:pPr>
-      <w:r>
-        <w:t xml:space="preserve">            key_in &lt;= 0;</w:t>
-      </w:r>
-    </w:p>
-    <w:p>
-      <w:pPr>
-        <w:pStyle w:val="NoSpacing"/>
-      </w:pPr>
-      <w:r>
-        <w:t xml:space="preserve">        end else begin</w:t>
-      </w:r>
-    </w:p>
-    <w:p>
-      <w:pPr>
-        <w:pStyle w:val="NoSpacing"/>
-      </w:pPr>
-      <w:r>
-        <w:t xml:space="preserve">            tx_start &lt;= 0;</w:t>
-      </w:r>
-    </w:p>
-    <w:p>
-      <w:pPr>
-        <w:pStyle w:val="NoSpacing"/>
-      </w:pPr>
-      <w:r>
-        <w:t xml:space="preserve">            case (state)</w:t>
-      </w:r>
-    </w:p>
-    <w:p>
-      <w:pPr>
-        <w:pStyle w:val="NoSpacing"/>
-      </w:pPr>
-      <w:r>
-        <w:lastRenderedPageBreak/>
-        <w:t xml:space="preserve">                RST: begin</w:t>
-      </w:r>
-    </w:p>
-    <w:p>
-      <w:pPr>
-        <w:pStyle w:val="NoSpacing"/>
-      </w:pPr>
-      <w:r>
-        <w:t xml:space="preserve">                    if (rx_valid) begin</w:t>
-      </w:r>
-    </w:p>
-    <w:p>
-      <w:pPr>
-        <w:pStyle w:val="NoSpacing"/>
-      </w:pPr>
-      <w:r>
-        <w:t xml:space="preserve">                        plaintext_reg &lt;= rx_byte[127:0];</w:t>
-      </w:r>
-    </w:p>
-    <w:p>
-      <w:pPr>
-        <w:pStyle w:val="NoSpacing"/>
-      </w:pPr>
-      <w:r>
-        <w:t xml:space="preserve">                        key_in        &lt;= rx_byte[255:128];</w:t>
-      </w:r>
-    </w:p>
-    <w:p>
-      <w:pPr>
-        <w:pStyle w:val="NoSpacing"/>
-      </w:pPr>
-      <w:r>
-        <w:t xml:space="preserve">                        state &lt;= COMPUTE;</w:t>
-      </w:r>
+        <w:t xml:space="preserve">                    if (</w:t>
+      </w:r>
+      <w:proofErr w:type="spellStart"/>
+      <w:r>
+        <w:t>rx_valid</w:t>
+      </w:r>
+      <w:proofErr w:type="spellEnd"/>
+      <w:r>
+        <w:t>) begin</w:t>
+      </w:r>
+    </w:p>
+    <w:p>
+      <w:pPr>
+        <w:pStyle w:val="NoSpacing"/>
+      </w:pPr>
+      <w:r>
+        <w:t xml:space="preserve">                        </w:t>
+      </w:r>
+      <w:proofErr w:type="spellStart"/>
+      <w:r>
+        <w:t>plaintext_reg</w:t>
+      </w:r>
+      <w:proofErr w:type="spellEnd"/>
+      <w:r>
+        <w:t xml:space="preserve"> &lt;= </w:t>
+      </w:r>
+      <w:proofErr w:type="spellStart"/>
+      <w:r>
+        <w:t>rx_</w:t>
+      </w:r>
+      <w:proofErr w:type="gramStart"/>
+      <w:r>
+        <w:t>byte</w:t>
+      </w:r>
+      <w:proofErr w:type="spellEnd"/>
+      <w:r>
+        <w:t>[</w:t>
+      </w:r>
+      <w:proofErr w:type="gramEnd"/>
+      <w:r>
+        <w:t>127:0</w:t>
+      </w:r>
+      <w:proofErr w:type="gramStart"/>
+      <w:r>
+        <w:t>];</w:t>
+      </w:r>
+      <w:proofErr w:type="gramEnd"/>
+    </w:p>
+    <w:p>
+      <w:pPr>
+        <w:pStyle w:val="NoSpacing"/>
+      </w:pPr>
+      <w:r>
+        <w:t xml:space="preserve">                        </w:t>
+      </w:r>
+      <w:proofErr w:type="spellStart"/>
+      <w:r>
+        <w:t>key_in</w:t>
+      </w:r>
+      <w:proofErr w:type="spellEnd"/>
+      <w:r>
+        <w:t xml:space="preserve">        &lt;= </w:t>
+      </w:r>
+      <w:proofErr w:type="spellStart"/>
+      <w:r>
+        <w:t>rx_</w:t>
+      </w:r>
+      <w:proofErr w:type="gramStart"/>
+      <w:r>
+        <w:t>byte</w:t>
+      </w:r>
+      <w:proofErr w:type="spellEnd"/>
+      <w:r>
+        <w:t>[</w:t>
+      </w:r>
+      <w:proofErr w:type="gramEnd"/>
+      <w:r>
+        <w:t>255:128</w:t>
+      </w:r>
+      <w:proofErr w:type="gramStart"/>
+      <w:r>
+        <w:t>];</w:t>
+      </w:r>
+      <w:proofErr w:type="gramEnd"/>
+    </w:p>
+    <w:p>
+      <w:pPr>
+        <w:pStyle w:val="NoSpacing"/>
+      </w:pPr>
+      <w:r>
+        <w:t xml:space="preserve">                        state &lt;= </w:t>
+      </w:r>
+      <w:proofErr w:type="gramStart"/>
+      <w:r>
+        <w:t>COMPUTE;</w:t>
+      </w:r>
+      <w:proofErr w:type="gramEnd"/>
     </w:p>
     <w:p>
       <w:pPr>
@@ -722,16 +1825,34 @@
         <w:pStyle w:val="NoSpacing"/>
       </w:pPr>
       <w:r>
-        <w:t xml:space="preserve">                    tx_byte &lt;= ciphertext;</w:t>
-      </w:r>
-    </w:p>
-    <w:p>
-      <w:pPr>
-        <w:pStyle w:val="NoSpacing"/>
-      </w:pPr>
-      <w:r>
-        <w:t xml:space="preserve">                    state &lt;= START_TX;</w:t>
-      </w:r>
+        <w:t xml:space="preserve">                    </w:t>
+      </w:r>
+      <w:proofErr w:type="spellStart"/>
+      <w:r>
+        <w:t>tx_byte</w:t>
+      </w:r>
+      <w:proofErr w:type="spellEnd"/>
+      <w:r>
+        <w:t xml:space="preserve"> &lt;= </w:t>
+      </w:r>
+      <w:proofErr w:type="gramStart"/>
+      <w:r>
+        <w:t>ciphertext;</w:t>
+      </w:r>
+      <w:proofErr w:type="gramEnd"/>
+    </w:p>
+    <w:p>
+      <w:pPr>
+        <w:pStyle w:val="NoSpacing"/>
+      </w:pPr>
+      <w:r>
+        <w:t xml:space="preserve">                    state &lt;= START_</w:t>
+      </w:r>
+      <w:proofErr w:type="gramStart"/>
+      <w:r>
+        <w:t>TX;</w:t>
+      </w:r>
+      <w:proofErr w:type="gramEnd"/>
     </w:p>
     <w:p>
       <w:pPr>
@@ -759,24 +1880,58 @@
         <w:pStyle w:val="NoSpacing"/>
       </w:pPr>
       <w:r>
-        <w:t xml:space="preserve">                    if (!tx_busy) begin</w:t>
-      </w:r>
-    </w:p>
-    <w:p>
-      <w:pPr>
-        <w:pStyle w:val="NoSpacing"/>
-      </w:pPr>
-      <w:r>
-        <w:t xml:space="preserve">                        tx_start &lt;= 1'b1;</w:t>
-      </w:r>
-    </w:p>
-    <w:p>
-      <w:pPr>
-        <w:pStyle w:val="NoSpacing"/>
-      </w:pPr>
-      <w:r>
-        <w:t xml:space="preserve">                        state &lt;= WAIT;</w:t>
-      </w:r>
+        <w:t xml:space="preserve">                    if </w:t>
+      </w:r>
+      <w:proofErr w:type="gramStart"/>
+      <w:r>
+        <w:t>(!</w:t>
+      </w:r>
+      <w:proofErr w:type="spellStart"/>
+      <w:r>
+        <w:t>tx</w:t>
+      </w:r>
+      <w:proofErr w:type="gramEnd"/>
+      <w:r>
+        <w:t>_busy</w:t>
+      </w:r>
+      <w:proofErr w:type="spellEnd"/>
+      <w:r>
+        <w:t>) begin</w:t>
+      </w:r>
+    </w:p>
+    <w:p>
+      <w:pPr>
+        <w:pStyle w:val="NoSpacing"/>
+      </w:pPr>
+      <w:r>
+        <w:t xml:space="preserve">                        </w:t>
+      </w:r>
+      <w:proofErr w:type="spellStart"/>
+      <w:r>
+        <w:t>tx_start</w:t>
+      </w:r>
+      <w:proofErr w:type="spellEnd"/>
+      <w:r>
+        <w:t xml:space="preserve"> &lt;= 1'</w:t>
+      </w:r>
+      <w:proofErr w:type="gramStart"/>
+      <w:r>
+        <w:t>b1;</w:t>
+      </w:r>
+      <w:proofErr w:type="gramEnd"/>
+    </w:p>
+    <w:p>
+      <w:pPr>
+        <w:pStyle w:val="NoSpacing"/>
+      </w:pPr>
+      <w:r>
+        <w:t xml:space="preserve">                        state &lt;= </w:t>
+      </w:r>
+      <w:proofErr w:type="gramStart"/>
+      <w:r>
+        <w:t>WAIT;</w:t>
+      </w:r>
+      <w:proofErr w:type="gramEnd"/>
     </w:p>
     <w:p>
       <w:pPr>
@@ -812,16 +1967,29 @@
         <w:pStyle w:val="NoSpacing"/>
       </w:pPr>
       <w:r>
-        <w:t xml:space="preserve">                    if (tx_done)</w:t>
-      </w:r>
-    </w:p>
-    <w:p>
-      <w:pPr>
-        <w:pStyle w:val="NoSpacing"/>
-      </w:pPr>
-      <w:r>
-        <w:t xml:space="preserve">                        state &lt;= RST;</w:t>
-      </w:r>
+        <w:t xml:space="preserve">                    if (</w:t>
+      </w:r>
+      <w:proofErr w:type="spellStart"/>
+      <w:r>
+        <w:t>tx_done</w:t>
+      </w:r>
+      <w:proofErr w:type="spellEnd"/>
+      <w:r>
+        <w:t>)</w:t>
+      </w:r>
+    </w:p>
+    <w:p>
+      <w:pPr>
+        <w:pStyle w:val="NoSpacing"/>
+      </w:pPr>
+      <w:r>
+        <w:t xml:space="preserve">                        state &lt;= </w:t>
+      </w:r>
+      <w:proofErr w:type="gramStart"/>
+      <w:r>
+        <w:t>RST;</w:t>
+      </w:r>
+      <w:proofErr w:type="gramEnd"/>
     </w:p>
     <w:p>
       <w:pPr>
@@ -836,8 +2004,13 @@
         <w:pStyle w:val="NoSpacing"/>
       </w:pPr>
       <w:r>
-        <w:t xml:space="preserve">            endcase</w:t>
-      </w:r>
+        <w:t xml:space="preserve">            </w:t>
+      </w:r>
+      <w:proofErr w:type="spellStart"/>
+      <w:r>
+        <w:t>endcase</w:t>
+      </w:r>
+      <w:proofErr w:type="spellEnd"/>
     </w:p>
     <w:p>
       <w:pPr>
@@ -864,9 +2037,11 @@
       <w:pPr>
         <w:pStyle w:val="NoSpacing"/>
       </w:pPr>
+      <w:proofErr w:type="spellStart"/>
       <w:r>
         <w:t>endmodule</w:t>
       </w:r>
+      <w:proofErr w:type="spellEnd"/>
     </w:p>
     <w:p>
       <w:pPr>
@@ -993,7 +2168,15 @@
         <w:pStyle w:val="NoSpacing"/>
       </w:pPr>
       <w:r>
-        <w:t>from AES_Python import AES</w:t>
+        <w:t xml:space="preserve">from </w:t>
+      </w:r>
+      <w:proofErr w:type="spellStart"/>
+      <w:r>
+        <w:t>AES_Python</w:t>
+      </w:r>
+      <w:proofErr w:type="spellEnd"/>
+      <w:r>
+        <w:t xml:space="preserve"> import AES</w:t>
       </w:r>
     </w:p>
     <w:p>
@@ -1197,36 +2380,76 @@
         <w:pStyle w:val="NoSpacing"/>
       </w:pPr>
       <w:r>
-        <w:t>def sub_bytes(state):</w:t>
-      </w:r>
-    </w:p>
-    <w:p>
-      <w:pPr>
-        <w:pStyle w:val="NoSpacing"/>
-      </w:pPr>
-      <w:r>
-        <w:t xml:space="preserve">    return bytes(SBOX[b] for b in state)</w:t>
-      </w:r>
-    </w:p>
-    <w:p>
-      <w:pPr>
-        <w:pStyle w:val="NoSpacing"/>
-      </w:pPr>
-    </w:p>
-    <w:p>
-      <w:pPr>
-        <w:pStyle w:val="NoSpacing"/>
-      </w:pPr>
-      <w:r>
-        <w:t>def shift_rows(state_bytes):</w:t>
-      </w:r>
-    </w:p>
-    <w:p>
-      <w:pPr>
-        <w:pStyle w:val="NoSpacing"/>
-      </w:pPr>
-      <w:r>
-        <w:t xml:space="preserve">    s = list(state_bytes)</w:t>
+        <w:t xml:space="preserve">def </w:t>
+      </w:r>
+      <w:proofErr w:type="spellStart"/>
+      <w:r>
+        <w:t>sub_bytes</w:t>
+      </w:r>
+      <w:proofErr w:type="spellEnd"/>
+      <w:r>
+        <w:t>(state):</w:t>
+      </w:r>
+    </w:p>
+    <w:p>
+      <w:pPr>
+        <w:pStyle w:val="NoSpacing"/>
+      </w:pPr>
+      <w:r>
+        <w:t xml:space="preserve">    return </w:t>
+      </w:r>
+      <w:proofErr w:type="gramStart"/>
+      <w:r>
+        <w:t>bytes(</w:t>
+      </w:r>
+      <w:proofErr w:type="gramEnd"/>
+      <w:r>
+        <w:t>SBOX[b] for b in state)</w:t>
+      </w:r>
+    </w:p>
+    <w:p>
+      <w:pPr>
+        <w:pStyle w:val="NoSpacing"/>
+      </w:pPr>
+    </w:p>
+    <w:p>
+      <w:pPr>
+        <w:pStyle w:val="NoSpacing"/>
+      </w:pPr>
+      <w:r>
+        <w:t xml:space="preserve">def </w:t>
+      </w:r>
+      <w:proofErr w:type="spellStart"/>
+      <w:r>
+        <w:t>shift_rows</w:t>
+      </w:r>
+      <w:proofErr w:type="spellEnd"/>
+      <w:r>
+        <w:t>(</w:t>
+      </w:r>
+      <w:proofErr w:type="spellStart"/>
+      <w:r>
+        <w:t>state_bytes</w:t>
+      </w:r>
+      <w:proofErr w:type="spellEnd"/>
+      <w:r>
+        <w:t>):</w:t>
+      </w:r>
+    </w:p>
+    <w:p>
+      <w:pPr>
+        <w:pStyle w:val="NoSpacing"/>
+      </w:pPr>
+      <w:r>
+        <w:t xml:space="preserve">    s = list(</w:t>
+      </w:r>
+      <w:proofErr w:type="spellStart"/>
+      <w:r>
+        <w:t>state_bytes</w:t>
+      </w:r>
+      <w:proofErr w:type="spellEnd"/>
+      <w:r>
+        <w:t>)</w:t>
       </w:r>
     </w:p>
     <w:p>
@@ -1242,15 +2465,143 @@
         <w:pStyle w:val="NoSpacing"/>
       </w:pPr>
       <w:r>
-        <w:t xml:space="preserve">        [s[0],  s[4],  s[8],  s[12]],  # row 0</w:t>
-      </w:r>
-    </w:p>
-    <w:p>
-      <w:pPr>
-        <w:pStyle w:val="NoSpacing"/>
-      </w:pPr>
-      <w:r>
-        <w:t xml:space="preserve">        [s[1],  s[5],  s[9],  s[13]],  # row 1</w:t>
+        <w:t xml:space="preserve">        [</w:t>
+      </w:r>
+      <w:proofErr w:type="gramStart"/>
+      <w:r>
+        <w:t>s[</w:t>
+      </w:r>
+      <w:proofErr w:type="gramEnd"/>
+      <w:r>
+        <w:t>0</w:t>
+      </w:r>
+      <w:proofErr w:type="gramStart"/>
+      <w:r>
+        <w:t>],  s</w:t>
+      </w:r>
+      <w:proofErr w:type="gramEnd"/>
+      <w:r>
+        <w:t>[4</w:t>
+      </w:r>
+      <w:proofErr w:type="gramStart"/>
+      <w:r>
+        <w:t>],  s</w:t>
+      </w:r>
+      <w:proofErr w:type="gramEnd"/>
+      <w:r>
+        <w:t>[8</w:t>
+      </w:r>
+      <w:proofErr w:type="gramStart"/>
+      <w:r>
+        <w:t>],  s</w:t>
+      </w:r>
+      <w:proofErr w:type="gramEnd"/>
+      <w:r>
+        <w:t>[12]</w:t>
+      </w:r>
+      <w:proofErr w:type="gramStart"/>
+      <w:r>
+        <w:t>],  #</w:t>
+      </w:r>
+      <w:proofErr w:type="gramEnd"/>
+      <w:r>
+        <w:t xml:space="preserve"> row 0</w:t>
+      </w:r>
+    </w:p>
+    <w:p>
+      <w:pPr>
+        <w:pStyle w:val="NoSpacing"/>
+      </w:pPr>
+      <w:r>
+        <w:t xml:space="preserve">        [</w:t>
+      </w:r>
+      <w:proofErr w:type="gramStart"/>
+      <w:r>
+        <w:t>s[</w:t>
+      </w:r>
+      <w:proofErr w:type="gramEnd"/>
+      <w:r>
+        <w:t>1</w:t>
+      </w:r>
+      <w:proofErr w:type="gramStart"/>
+      <w:r>
+        <w:t>],  s</w:t>
+      </w:r>
+      <w:proofErr w:type="gramEnd"/>
+      <w:r>
+        <w:t>[5</w:t>
+      </w:r>
+      <w:proofErr w:type="gramStart"/>
+      <w:r>
+        <w:t>],  s</w:t>
+      </w:r>
+      <w:proofErr w:type="gramEnd"/>
+      <w:r>
+        <w:t>[9</w:t>
+      </w:r>
+      <w:proofErr w:type="gramStart"/>
+      <w:r>
+        <w:t>],  s</w:t>
+      </w:r>
+      <w:proofErr w:type="gramEnd"/>
+      <w:r>
+        <w:t>[13]</w:t>
+      </w:r>
+      <w:proofErr w:type="gramStart"/>
+      <w:r>
+        <w:t>],  #</w:t>
+      </w:r>
+      <w:proofErr w:type="gramEnd"/>
+      <w:r>
+        <w:t xml:space="preserve"> row 1</w:t>
+      </w:r>
+    </w:p>
+    <w:p>
+      <w:pPr>
+        <w:pStyle w:val="NoSpacing"/>
+      </w:pPr>
+      <w:r>
+        <w:t xml:space="preserve">        [</w:t>
+      </w:r>
+      <w:proofErr w:type="gramStart"/>
+      <w:r>
+        <w:t>s[</w:t>
+      </w:r>
+      <w:proofErr w:type="gramEnd"/>
+      <w:r>
+        <w:t>2</w:t>
+      </w:r>
+      <w:proofErr w:type="gramStart"/>
+      <w:r>
+        <w:t>],  s</w:t>
+      </w:r>
+      <w:proofErr w:type="gramEnd"/>
+      <w:r>
+        <w:t>[6</w:t>
+      </w:r>
+      <w:proofErr w:type="gramStart"/>
+      <w:r>
+        <w:t>],  s</w:t>
+      </w:r>
+      <w:proofErr w:type="gramEnd"/>
+      <w:r>
+        <w:t xml:space="preserve">[10], </w:t>
+      </w:r>
+      <w:proofErr w:type="gramStart"/>
+      <w:r>
+        <w:t>s[</w:t>
+      </w:r>
+      <w:proofErr w:type="gramEnd"/>
+      <w:r>
+        <w:t>14]</w:t>
+      </w:r>
+      <w:proofErr w:type="gramStart"/>
+      <w:r>
+        <w:t>],  #</w:t>
+      </w:r>
+      <w:proofErr w:type="gramEnd"/>
+      <w:r>
+        <w:t xml:space="preserve"> row 2</w:t>
       </w:r>
     </w:p>
     <w:p>
@@ -1259,15 +2610,47 @@
       </w:pPr>
       <w:r>
         <w:lastRenderedPageBreak/>
-        <w:t xml:space="preserve">        [s[2],  s[6],  s[10], s[14]],  # row 2</w:t>
-      </w:r>
-    </w:p>
-    <w:p>
-      <w:pPr>
-        <w:pStyle w:val="NoSpacing"/>
-      </w:pPr>
-      <w:r>
-        <w:t xml:space="preserve">        [s[3],  s[7],  s[11], s[15]],  # row 3</w:t>
+        <w:t xml:space="preserve">        [</w:t>
+      </w:r>
+      <w:proofErr w:type="gramStart"/>
+      <w:r>
+        <w:t>s[</w:t>
+      </w:r>
+      <w:proofErr w:type="gramEnd"/>
+      <w:r>
+        <w:t>3</w:t>
+      </w:r>
+      <w:proofErr w:type="gramStart"/>
+      <w:r>
+        <w:t>],  s</w:t>
+      </w:r>
+      <w:proofErr w:type="gramEnd"/>
+      <w:r>
+        <w:t>[7</w:t>
+      </w:r>
+      <w:proofErr w:type="gramStart"/>
+      <w:r>
+        <w:t>],  s</w:t>
+      </w:r>
+      <w:proofErr w:type="gramEnd"/>
+      <w:r>
+        <w:t xml:space="preserve">[11], </w:t>
+      </w:r>
+      <w:proofErr w:type="gramStart"/>
+      <w:r>
+        <w:t>s[</w:t>
+      </w:r>
+      <w:proofErr w:type="gramEnd"/>
+      <w:r>
+        <w:t>15]</w:t>
+      </w:r>
+      <w:proofErr w:type="gramStart"/>
+      <w:r>
+        <w:t>],  #</w:t>
+      </w:r>
+      <w:proofErr w:type="gramEnd"/>
+      <w:r>
+        <w:t xml:space="preserve"> row 3</w:t>
       </w:r>
     </w:p>
     <w:p>
@@ -1291,15 +2674,54 @@
         <w:pStyle w:val="NoSpacing"/>
       </w:pPr>
       <w:r>
-        <w:t xml:space="preserve">    for i, row in enumerate(m):</w:t>
-      </w:r>
-    </w:p>
-    <w:p>
-      <w:pPr>
-        <w:pStyle w:val="NoSpacing"/>
-      </w:pPr>
-      <w:r>
-        <w:t xml:space="preserve">        out.extend(row[i:] + row[:i])</w:t>
+        <w:t xml:space="preserve">    for </w:t>
+      </w:r>
+      <w:proofErr w:type="spellStart"/>
+      <w:r>
+        <w:t>i</w:t>
+      </w:r>
+      <w:proofErr w:type="spellEnd"/>
+      <w:r>
+        <w:t>, row in enumerate(m):</w:t>
+      </w:r>
+    </w:p>
+    <w:p>
+      <w:pPr>
+        <w:pStyle w:val="NoSpacing"/>
+      </w:pPr>
+      <w:r>
+        <w:t xml:space="preserve">        </w:t>
+      </w:r>
+      <w:proofErr w:type="spellStart"/>
+      <w:proofErr w:type="gramStart"/>
+      <w:r>
+        <w:t>out.extend</w:t>
+      </w:r>
+      <w:proofErr w:type="spellEnd"/>
+      <w:proofErr w:type="gramEnd"/>
+      <w:r>
+        <w:t>(row[</w:t>
+      </w:r>
+      <w:proofErr w:type="spellStart"/>
+      <w:r>
+        <w:t>i</w:t>
+      </w:r>
+      <w:proofErr w:type="spellEnd"/>
+      <w:r>
+        <w:t>:] + row</w:t>
+      </w:r>
+      <w:proofErr w:type="gramStart"/>
+      <w:r>
+        <w:t>[:</w:t>
+      </w:r>
+      <w:proofErr w:type="spellStart"/>
+      <w:r>
+        <w:t>i</w:t>
+      </w:r>
+      <w:proofErr w:type="spellEnd"/>
+      <w:proofErr w:type="gramEnd"/>
+      <w:r>
+        <w:t>])</w:t>
       </w:r>
     </w:p>
     <w:p>
@@ -1320,39 +2742,92 @@
         <w:pStyle w:val="NoSpacing"/>
       </w:pPr>
       <w:r>
-        <w:t>def transpose_state(state):</w:t>
-      </w:r>
-    </w:p>
-    <w:p>
-      <w:pPr>
-        <w:pStyle w:val="NoSpacing"/>
-      </w:pPr>
-      <w:r>
-        <w:t xml:space="preserve">    out = bytearray(16)</w:t>
-      </w:r>
-    </w:p>
-    <w:p>
-      <w:pPr>
-        <w:pStyle w:val="NoSpacing"/>
-      </w:pPr>
-      <w:r>
-        <w:t xml:space="preserve">    for r in range(4):</w:t>
-      </w:r>
-    </w:p>
-    <w:p>
-      <w:pPr>
-        <w:pStyle w:val="NoSpacing"/>
-      </w:pPr>
-      <w:r>
-        <w:t xml:space="preserve">        for c in range(4):</w:t>
-      </w:r>
-    </w:p>
-    <w:p>
-      <w:pPr>
-        <w:pStyle w:val="NoSpacing"/>
-      </w:pPr>
-      <w:r>
-        <w:t xml:space="preserve">            out[4 * r + c] = state[4 * c + r]</w:t>
+        <w:t xml:space="preserve">def </w:t>
+      </w:r>
+      <w:proofErr w:type="spellStart"/>
+      <w:r>
+        <w:t>transpose_state</w:t>
+      </w:r>
+      <w:proofErr w:type="spellEnd"/>
+      <w:r>
+        <w:t>(state):</w:t>
+      </w:r>
+    </w:p>
+    <w:p>
+      <w:pPr>
+        <w:pStyle w:val="NoSpacing"/>
+      </w:pPr>
+      <w:r>
+        <w:t xml:space="preserve">    out = </w:t>
+      </w:r>
+      <w:proofErr w:type="spellStart"/>
+      <w:proofErr w:type="gramStart"/>
+      <w:r>
+        <w:t>bytearray</w:t>
+      </w:r>
+      <w:proofErr w:type="spellEnd"/>
+      <w:r>
+        <w:t>(</w:t>
+      </w:r>
+      <w:proofErr w:type="gramEnd"/>
+      <w:r>
+        <w:t>16)</w:t>
+      </w:r>
+    </w:p>
+    <w:p>
+      <w:pPr>
+        <w:pStyle w:val="NoSpacing"/>
+      </w:pPr>
+      <w:r>
+        <w:t xml:space="preserve">    for r in </w:t>
+      </w:r>
+      <w:proofErr w:type="gramStart"/>
+      <w:r>
+        <w:t>range(</w:t>
+      </w:r>
+      <w:proofErr w:type="gramEnd"/>
+      <w:r>
+        <w:t>4):</w:t>
+      </w:r>
+    </w:p>
+    <w:p>
+      <w:pPr>
+        <w:pStyle w:val="NoSpacing"/>
+      </w:pPr>
+      <w:r>
+        <w:t xml:space="preserve">        for c in </w:t>
+      </w:r>
+      <w:proofErr w:type="gramStart"/>
+      <w:r>
+        <w:t>range(</w:t>
+      </w:r>
+      <w:proofErr w:type="gramEnd"/>
+      <w:r>
+        <w:t>4):</w:t>
+      </w:r>
+    </w:p>
+    <w:p>
+      <w:pPr>
+        <w:pStyle w:val="NoSpacing"/>
+      </w:pPr>
+      <w:r>
+        <w:t xml:space="preserve">            </w:t>
+      </w:r>
+      <w:proofErr w:type="gramStart"/>
+      <w:r>
+        <w:t>out[</w:t>
+      </w:r>
+      <w:proofErr w:type="gramEnd"/>
+      <w:r>
+        <w:t xml:space="preserve">4 * r + c] = </w:t>
+      </w:r>
+      <w:proofErr w:type="gramStart"/>
+      <w:r>
+        <w:t>state[</w:t>
+      </w:r>
+      <w:proofErr w:type="gramEnd"/>
+      <w:r>
+        <w:t>4 * c + r]</w:t>
       </w:r>
     </w:p>
     <w:p>
@@ -1373,7 +2848,20 @@
         <w:pStyle w:val="NoSpacing"/>
       </w:pPr>
       <w:r>
-        <w:t>def mul(a, b):</w:t>
+        <w:t xml:space="preserve">def </w:t>
+      </w:r>
+      <w:proofErr w:type="spellStart"/>
+      <w:proofErr w:type="gramStart"/>
+      <w:r>
+        <w:t>mul</w:t>
+      </w:r>
+      <w:proofErr w:type="spellEnd"/>
+      <w:r>
+        <w:t>(</w:t>
+      </w:r>
+      <w:proofErr w:type="gramEnd"/>
+      <w:r>
+        <w:t>a, b):</w:t>
       </w:r>
     </w:p>
     <w:p>
@@ -1389,7 +2877,15 @@
         <w:pStyle w:val="NoSpacing"/>
       </w:pPr>
       <w:r>
-        <w:t xml:space="preserve">    for _ in range(8):</w:t>
+        <w:t xml:space="preserve">    for _ in </w:t>
+      </w:r>
+      <w:proofErr w:type="gramStart"/>
+      <w:r>
+        <w:t>range(</w:t>
+      </w:r>
+      <w:proofErr w:type="gramEnd"/>
+      <w:r>
+        <w:t>8):</w:t>
       </w:r>
     </w:p>
     <w:p>
@@ -1453,68 +2949,289 @@
         <w:pStyle w:val="NoSpacing"/>
       </w:pPr>
       <w:r>
-        <w:t xml:space="preserve">    return res</w:t>
-      </w:r>
-    </w:p>
-    <w:p>
-      <w:pPr>
-        <w:pStyle w:val="NoSpacing"/>
-      </w:pPr>
-    </w:p>
-    <w:p>
-      <w:pPr>
-        <w:pStyle w:val="NoSpacing"/>
-      </w:pPr>
-      <w:r>
-        <w:t>def mix_single_column(col):</w:t>
-      </w:r>
-    </w:p>
-    <w:p>
-      <w:pPr>
-        <w:pStyle w:val="NoSpacing"/>
-      </w:pPr>
-      <w:r>
-        <w:t xml:space="preserve">    a = list(col)</w:t>
-      </w:r>
-    </w:p>
-    <w:p>
-      <w:pPr>
-        <w:pStyle w:val="NoSpacing"/>
-      </w:pPr>
-      <w:r>
-        <w:t xml:space="preserve">    return bytes([</w:t>
-      </w:r>
-    </w:p>
-    <w:p>
-      <w:pPr>
-        <w:pStyle w:val="NoSpacing"/>
-      </w:pPr>
-      <w:r>
-        <w:t xml:space="preserve">        mul(2,a[0]) ^ mul(3,a[1]) ^ a[2] ^ a[3],</w:t>
-      </w:r>
-    </w:p>
-    <w:p>
-      <w:pPr>
-        <w:pStyle w:val="NoSpacing"/>
-      </w:pPr>
-      <w:r>
-        <w:t xml:space="preserve">        a[0] ^ mul(2,a[1]) ^ mul(3,a[2]) ^ a[3],</w:t>
-      </w:r>
-    </w:p>
-    <w:p>
-      <w:pPr>
-        <w:pStyle w:val="NoSpacing"/>
-      </w:pPr>
-      <w:r>
-        <w:t xml:space="preserve">        a[0] ^ a[1] ^ mul(2,a[2]) ^ mul(3,a[3]),</w:t>
-      </w:r>
-    </w:p>
-    <w:p>
-      <w:pPr>
-        <w:pStyle w:val="NoSpacing"/>
-      </w:pPr>
-      <w:r>
-        <w:t xml:space="preserve">        mul(3,a[0]) ^ a[1] ^ a[2] ^ mul(2,a[3])</w:t>
+        <w:t xml:space="preserve">    return </w:t>
+      </w:r>
+      <w:proofErr w:type="gramStart"/>
+      <w:r>
+        <w:t>res</w:t>
+      </w:r>
+      <w:proofErr w:type="gramEnd"/>
+    </w:p>
+    <w:p>
+      <w:pPr>
+        <w:pStyle w:val="NoSpacing"/>
+      </w:pPr>
+    </w:p>
+    <w:p>
+      <w:pPr>
+        <w:pStyle w:val="NoSpacing"/>
+      </w:pPr>
+      <w:r>
+        <w:t xml:space="preserve">def </w:t>
+      </w:r>
+      <w:proofErr w:type="spellStart"/>
+      <w:r>
+        <w:t>mix_single_column</w:t>
+      </w:r>
+      <w:proofErr w:type="spellEnd"/>
+      <w:r>
+        <w:t>(col):</w:t>
+      </w:r>
+    </w:p>
+    <w:p>
+      <w:pPr>
+        <w:pStyle w:val="NoSpacing"/>
+      </w:pPr>
+      <w:r>
+        <w:t xml:space="preserve">    a = list(</w:t>
+      </w:r>
+      <w:proofErr w:type="gramStart"/>
+      <w:r>
+        <w:t>col</w:t>
+      </w:r>
+      <w:proofErr w:type="gramEnd"/>
+      <w:r>
+        <w:t>)</w:t>
+      </w:r>
+    </w:p>
+    <w:p>
+      <w:pPr>
+        <w:pStyle w:val="NoSpacing"/>
+      </w:pPr>
+      <w:r>
+        <w:t xml:space="preserve">    return </w:t>
+      </w:r>
+      <w:proofErr w:type="gramStart"/>
+      <w:r>
+        <w:t>bytes(</w:t>
+      </w:r>
+      <w:proofErr w:type="gramEnd"/>
+      <w:r>
+        <w:t>[</w:t>
+      </w:r>
+    </w:p>
+    <w:p>
+      <w:pPr>
+        <w:pStyle w:val="NoSpacing"/>
+      </w:pPr>
+      <w:r>
+        <w:t xml:space="preserve">        </w:t>
+      </w:r>
+      <w:proofErr w:type="spellStart"/>
+      <w:r>
+        <w:t>mul</w:t>
+      </w:r>
+      <w:proofErr w:type="spellEnd"/>
+      <w:r>
+        <w:t>(</w:t>
+      </w:r>
+      <w:proofErr w:type="gramStart"/>
+      <w:r>
+        <w:t>2,a</w:t>
+      </w:r>
+      <w:proofErr w:type="gramEnd"/>
+      <w:r>
+        <w:t xml:space="preserve">[0]) ^ </w:t>
+      </w:r>
+      <w:proofErr w:type="spellStart"/>
+      <w:r>
+        <w:t>mul</w:t>
+      </w:r>
+      <w:proofErr w:type="spellEnd"/>
+      <w:r>
+        <w:t>(</w:t>
+      </w:r>
+      <w:proofErr w:type="gramStart"/>
+      <w:r>
+        <w:t>3,a</w:t>
+      </w:r>
+      <w:proofErr w:type="gramEnd"/>
+      <w:r>
+        <w:t xml:space="preserve">[1]) ^ </w:t>
+      </w:r>
+      <w:proofErr w:type="gramStart"/>
+      <w:r>
+        <w:t>a[</w:t>
+      </w:r>
+      <w:proofErr w:type="gramEnd"/>
+      <w:r>
+        <w:t xml:space="preserve">2] ^ </w:t>
+      </w:r>
+      <w:proofErr w:type="gramStart"/>
+      <w:r>
+        <w:t>a[</w:t>
+      </w:r>
+      <w:proofErr w:type="gramEnd"/>
+      <w:r>
+        <w:t>3],</w:t>
+      </w:r>
+    </w:p>
+    <w:p>
+      <w:pPr>
+        <w:pStyle w:val="NoSpacing"/>
+      </w:pPr>
+      <w:r>
+        <w:t xml:space="preserve">        </w:t>
+      </w:r>
+      <w:proofErr w:type="gramStart"/>
+      <w:r>
+        <w:t>a[</w:t>
+      </w:r>
+      <w:proofErr w:type="gramEnd"/>
+      <w:r>
+        <w:t xml:space="preserve">0] ^ </w:t>
+      </w:r>
+      <w:proofErr w:type="spellStart"/>
+      <w:r>
+        <w:t>mul</w:t>
+      </w:r>
+      <w:proofErr w:type="spellEnd"/>
+      <w:r>
+        <w:t>(</w:t>
+      </w:r>
+      <w:proofErr w:type="gramStart"/>
+      <w:r>
+        <w:t>2,a</w:t>
+      </w:r>
+      <w:proofErr w:type="gramEnd"/>
+      <w:r>
+        <w:t xml:space="preserve">[1]) ^ </w:t>
+      </w:r>
+      <w:proofErr w:type="spellStart"/>
+      <w:r>
+        <w:t>mul</w:t>
+      </w:r>
+      <w:proofErr w:type="spellEnd"/>
+      <w:r>
+        <w:t>(</w:t>
+      </w:r>
+      <w:proofErr w:type="gramStart"/>
+      <w:r>
+        <w:t>3,a</w:t>
+      </w:r>
+      <w:proofErr w:type="gramEnd"/>
+      <w:r>
+        <w:t xml:space="preserve">[2]) ^ </w:t>
+      </w:r>
+      <w:proofErr w:type="gramStart"/>
+      <w:r>
+        <w:t>a[</w:t>
+      </w:r>
+      <w:proofErr w:type="gramEnd"/>
+      <w:r>
+        <w:t>3],</w:t>
+      </w:r>
+    </w:p>
+    <w:p>
+      <w:pPr>
+        <w:pStyle w:val="NoSpacing"/>
+      </w:pPr>
+      <w:r>
+        <w:t xml:space="preserve">        </w:t>
+      </w:r>
+      <w:proofErr w:type="gramStart"/>
+      <w:r>
+        <w:t>a[</w:t>
+      </w:r>
+      <w:proofErr w:type="gramEnd"/>
+      <w:r>
+        <w:t xml:space="preserve">0] ^ </w:t>
+      </w:r>
+      <w:proofErr w:type="gramStart"/>
+      <w:r>
+        <w:t>a[</w:t>
+      </w:r>
+      <w:proofErr w:type="gramEnd"/>
+      <w:r>
+        <w:t xml:space="preserve">1] ^ </w:t>
+      </w:r>
+      <w:proofErr w:type="spellStart"/>
+      <w:r>
+        <w:t>mul</w:t>
+      </w:r>
+      <w:proofErr w:type="spellEnd"/>
+      <w:r>
+        <w:t>(</w:t>
+      </w:r>
+      <w:proofErr w:type="gramStart"/>
+      <w:r>
+        <w:t>2,a</w:t>
+      </w:r>
+      <w:proofErr w:type="gramEnd"/>
+      <w:r>
+        <w:t xml:space="preserve">[2]) ^ </w:t>
+      </w:r>
+      <w:proofErr w:type="spellStart"/>
+      <w:r>
+        <w:t>mul</w:t>
+      </w:r>
+      <w:proofErr w:type="spellEnd"/>
+      <w:r>
+        <w:t>(</w:t>
+      </w:r>
+      <w:proofErr w:type="gramStart"/>
+      <w:r>
+        <w:t>3,a</w:t>
+      </w:r>
+      <w:proofErr w:type="gramEnd"/>
+      <w:r>
+        <w:t>[3]),</w:t>
+      </w:r>
+    </w:p>
+    <w:p>
+      <w:pPr>
+        <w:pStyle w:val="NoSpacing"/>
+      </w:pPr>
+      <w:r>
+        <w:t xml:space="preserve">        </w:t>
+      </w:r>
+      <w:proofErr w:type="spellStart"/>
+      <w:r>
+        <w:t>mul</w:t>
+      </w:r>
+      <w:proofErr w:type="spellEnd"/>
+      <w:r>
+        <w:t>(</w:t>
+      </w:r>
+      <w:proofErr w:type="gramStart"/>
+      <w:r>
+        <w:t>3,a</w:t>
+      </w:r>
+      <w:proofErr w:type="gramEnd"/>
+      <w:r>
+        <w:t xml:space="preserve">[0]) ^ </w:t>
+      </w:r>
+      <w:proofErr w:type="gramStart"/>
+      <w:r>
+        <w:t>a[</w:t>
+      </w:r>
+      <w:proofErr w:type="gramEnd"/>
+      <w:r>
+        <w:t xml:space="preserve">1] ^ </w:t>
+      </w:r>
+      <w:proofErr w:type="gramStart"/>
+      <w:r>
+        <w:t>a[</w:t>
+      </w:r>
+      <w:proofErr w:type="gramEnd"/>
+      <w:r>
+        <w:t xml:space="preserve">2] ^ </w:t>
+      </w:r>
+      <w:proofErr w:type="spellStart"/>
+      <w:r>
+        <w:t>mul</w:t>
+      </w:r>
+      <w:proofErr w:type="spellEnd"/>
+      <w:r>
+        <w:t>(</w:t>
+      </w:r>
+      <w:proofErr w:type="gramStart"/>
+      <w:r>
+        <w:t>2,a</w:t>
+      </w:r>
+      <w:proofErr w:type="gramEnd"/>
+      <w:r>
+        <w:t>[3])</w:t>
       </w:r>
     </w:p>
     <w:p>
@@ -1535,55 +3252,140 @@
         <w:pStyle w:val="NoSpacing"/>
       </w:pPr>
       <w:r>
-        <w:t>def mix_columns(state):</w:t>
-      </w:r>
-    </w:p>
-    <w:p>
-      <w:pPr>
-        <w:pStyle w:val="NoSpacing"/>
-      </w:pPr>
-      <w:r>
-        <w:t xml:space="preserve">    s = [list(state[i::4]) for i in range(4)]</w:t>
-      </w:r>
-    </w:p>
-    <w:p>
-      <w:pPr>
-        <w:pStyle w:val="NoSpacing"/>
-      </w:pPr>
-      <w:r>
-        <w:t xml:space="preserve">    mixed = [mix_single_column(col) for col in s]</w:t>
-      </w:r>
-    </w:p>
-    <w:p>
-      <w:pPr>
-        <w:pStyle w:val="NoSpacing"/>
-      </w:pPr>
-      <w:r>
-        <w:t xml:space="preserve">    out = bytearray(16)</w:t>
-      </w:r>
-    </w:p>
-    <w:p>
-      <w:pPr>
-        <w:pStyle w:val="NoSpacing"/>
-      </w:pPr>
-      <w:r>
-        <w:t xml:space="preserve">    for c in range(4):</w:t>
-      </w:r>
-    </w:p>
-    <w:p>
-      <w:pPr>
-        <w:pStyle w:val="NoSpacing"/>
-      </w:pPr>
-      <w:r>
-        <w:t xml:space="preserve">        for r in range(4):</w:t>
-      </w:r>
-    </w:p>
-    <w:p>
-      <w:pPr>
-        <w:pStyle w:val="NoSpacing"/>
-      </w:pPr>
-      <w:r>
-        <w:t xml:space="preserve">            out[r + 4*c] = mixed[c][r]</w:t>
+        <w:t xml:space="preserve">def </w:t>
+      </w:r>
+      <w:proofErr w:type="spellStart"/>
+      <w:r>
+        <w:t>mix_columns</w:t>
+      </w:r>
+      <w:proofErr w:type="spellEnd"/>
+      <w:r>
+        <w:t>(state):</w:t>
+      </w:r>
+    </w:p>
+    <w:p>
+      <w:pPr>
+        <w:pStyle w:val="NoSpacing"/>
+      </w:pPr>
+      <w:r>
+        <w:t xml:space="preserve">    s = [list(</w:t>
+      </w:r>
+      <w:proofErr w:type="gramStart"/>
+      <w:r>
+        <w:t>state[</w:t>
+      </w:r>
+      <w:proofErr w:type="spellStart"/>
+      <w:r>
+        <w:t>i</w:t>
+      </w:r>
+      <w:proofErr w:type="spellEnd"/>
+      <w:r>
+        <w:t>::</w:t>
+      </w:r>
+      <w:proofErr w:type="gramEnd"/>
+      <w:r>
+        <w:t xml:space="preserve">4]) for </w:t>
+      </w:r>
+      <w:proofErr w:type="spellStart"/>
+      <w:r>
+        <w:t>i</w:t>
+      </w:r>
+      <w:proofErr w:type="spellEnd"/>
+      <w:r>
+        <w:t xml:space="preserve"> in </w:t>
+      </w:r>
+      <w:proofErr w:type="gramStart"/>
+      <w:r>
+        <w:t>range(</w:t>
+      </w:r>
+      <w:proofErr w:type="gramEnd"/>
+      <w:r>
+        <w:t>4)]</w:t>
+      </w:r>
+    </w:p>
+    <w:p>
+      <w:pPr>
+        <w:pStyle w:val="NoSpacing"/>
+      </w:pPr>
+      <w:r>
+        <w:t xml:space="preserve">    mixed = [</w:t>
+      </w:r>
+      <w:proofErr w:type="spellStart"/>
+      <w:r>
+        <w:t>mix_single_column</w:t>
+      </w:r>
+      <w:proofErr w:type="spellEnd"/>
+      <w:r>
+        <w:t>(col) for col in s]</w:t>
+      </w:r>
+    </w:p>
+    <w:p>
+      <w:pPr>
+        <w:pStyle w:val="NoSpacing"/>
+      </w:pPr>
+      <w:r>
+        <w:t xml:space="preserve">    out = </w:t>
+      </w:r>
+      <w:proofErr w:type="spellStart"/>
+      <w:proofErr w:type="gramStart"/>
+      <w:r>
+        <w:t>bytearray</w:t>
+      </w:r>
+      <w:proofErr w:type="spellEnd"/>
+      <w:r>
+        <w:t>(</w:t>
+      </w:r>
+      <w:proofErr w:type="gramEnd"/>
+      <w:r>
+        <w:t>16)</w:t>
+      </w:r>
+    </w:p>
+    <w:p>
+      <w:pPr>
+        <w:pStyle w:val="NoSpacing"/>
+      </w:pPr>
+      <w:r>
+        <w:t xml:space="preserve">    for c in </w:t>
+      </w:r>
+      <w:proofErr w:type="gramStart"/>
+      <w:r>
+        <w:t>range(</w:t>
+      </w:r>
+      <w:proofErr w:type="gramEnd"/>
+      <w:r>
+        <w:t>4):</w:t>
+      </w:r>
+    </w:p>
+    <w:p>
+      <w:pPr>
+        <w:pStyle w:val="NoSpacing"/>
+      </w:pPr>
+      <w:r>
+        <w:t xml:space="preserve">        for r in </w:t>
+      </w:r>
+      <w:proofErr w:type="gramStart"/>
+      <w:r>
+        <w:t>range(</w:t>
+      </w:r>
+      <w:proofErr w:type="gramEnd"/>
+      <w:r>
+        <w:t>4):</w:t>
+      </w:r>
+    </w:p>
+    <w:p>
+      <w:pPr>
+        <w:pStyle w:val="NoSpacing"/>
+      </w:pPr>
+      <w:r>
+        <w:t xml:space="preserve">            </w:t>
+      </w:r>
+      <w:proofErr w:type="gramStart"/>
+      <w:r>
+        <w:t>out[</w:t>
+      </w:r>
+      <w:proofErr w:type="gramEnd"/>
+      <w:r>
+        <w:t>r + 4*c] = mixed[c][r]</w:t>
       </w:r>
     </w:p>
     <w:p>
@@ -1604,32 +3406,112 @@
         <w:pStyle w:val="NoSpacing"/>
       </w:pPr>
       <w:r>
-        <w:t>def sub_word(w):</w:t>
-      </w:r>
-    </w:p>
-    <w:p>
-      <w:pPr>
-        <w:pStyle w:val="NoSpacing"/>
-      </w:pPr>
-      <w:r>
-        <w:t xml:space="preserve">    return ((SBOX[(w&gt;&gt;24)&amp;0xFF]&lt;&lt;24)|</w:t>
-      </w:r>
-    </w:p>
-    <w:p>
-      <w:pPr>
-        <w:pStyle w:val="NoSpacing"/>
-      </w:pPr>
-      <w:r>
-        <w:t xml:space="preserve">            (SBOX[(w&gt;&gt;16)&amp;0xFF]&lt;&lt;16)|</w:t>
-      </w:r>
-    </w:p>
-    <w:p>
-      <w:pPr>
-        <w:pStyle w:val="NoSpacing"/>
-      </w:pPr>
-      <w:r>
-        <w:t xml:space="preserve">            (SBOX[(w&gt;&gt;8)&amp;0xFF]&lt;&lt;8)|</w:t>
-      </w:r>
+        <w:lastRenderedPageBreak/>
+        <w:t xml:space="preserve">def </w:t>
+      </w:r>
+      <w:proofErr w:type="spellStart"/>
+      <w:r>
+        <w:t>sub_word</w:t>
+      </w:r>
+      <w:proofErr w:type="spellEnd"/>
+      <w:r>
+        <w:t>(w):</w:t>
+      </w:r>
+    </w:p>
+    <w:p>
+      <w:pPr>
+        <w:pStyle w:val="NoSpacing"/>
+      </w:pPr>
+      <w:r>
+        <w:t xml:space="preserve">    </w:t>
+      </w:r>
+      <w:proofErr w:type="gramStart"/>
+      <w:r>
+        <w:t>return ((SBOX[(</w:t>
+      </w:r>
+      <w:proofErr w:type="gramEnd"/>
+      <w:r>
+        <w:t>w&gt;&gt;</w:t>
+      </w:r>
+      <w:proofErr w:type="gramStart"/>
+      <w:r>
+        <w:t>24)&amp;</w:t>
+      </w:r>
+      <w:proofErr w:type="gramEnd"/>
+      <w:r>
+        <w:t>0</w:t>
+      </w:r>
+      <w:proofErr w:type="gramStart"/>
+      <w:r>
+        <w:t>xFF]&lt;</w:t>
+      </w:r>
+      <w:proofErr w:type="gramEnd"/>
+      <w:r>
+        <w:t>&lt;</w:t>
+      </w:r>
+      <w:proofErr w:type="gramStart"/>
+      <w:r>
+        <w:t>24)|</w:t>
+      </w:r>
+      <w:proofErr w:type="gramEnd"/>
+    </w:p>
+    <w:p>
+      <w:pPr>
+        <w:pStyle w:val="NoSpacing"/>
+      </w:pPr>
+      <w:r>
+        <w:t xml:space="preserve">            (SBOX[(w&gt;&gt;</w:t>
+      </w:r>
+      <w:proofErr w:type="gramStart"/>
+      <w:r>
+        <w:t>16)&amp;</w:t>
+      </w:r>
+      <w:proofErr w:type="gramEnd"/>
+      <w:r>
+        <w:t>0</w:t>
+      </w:r>
+      <w:proofErr w:type="gramStart"/>
+      <w:r>
+        <w:t>xFF]&lt;</w:t>
+      </w:r>
+      <w:proofErr w:type="gramEnd"/>
+      <w:r>
+        <w:t>&lt;</w:t>
+      </w:r>
+      <w:proofErr w:type="gramStart"/>
+      <w:r>
+        <w:t>16)|</w:t>
+      </w:r>
+      <w:proofErr w:type="gramEnd"/>
+    </w:p>
+    <w:p>
+      <w:pPr>
+        <w:pStyle w:val="NoSpacing"/>
+      </w:pPr>
+      <w:r>
+        <w:t xml:space="preserve">            (SBOX[(w&gt;&gt;</w:t>
+      </w:r>
+      <w:proofErr w:type="gramStart"/>
+      <w:r>
+        <w:t>8)&amp;</w:t>
+      </w:r>
+      <w:proofErr w:type="gramEnd"/>
+      <w:r>
+        <w:t>0</w:t>
+      </w:r>
+      <w:proofErr w:type="gramStart"/>
+      <w:r>
+        <w:t>xFF]&lt;</w:t>
+      </w:r>
+      <w:proofErr w:type="gramEnd"/>
+      <w:r>
+        <w:t>&lt;</w:t>
+      </w:r>
+      <w:proofErr w:type="gramStart"/>
+      <w:r>
+        <w:t>8)|</w:t>
+      </w:r>
+      <w:proofErr w:type="gramEnd"/>
     </w:p>
     <w:p>
       <w:pPr>
@@ -1649,153 +3531,487 @@
         <w:pStyle w:val="NoSpacing"/>
       </w:pPr>
       <w:r>
-        <w:t>def rot_word(w):</w:t>
-      </w:r>
-    </w:p>
-    <w:p>
-      <w:pPr>
-        <w:pStyle w:val="NoSpacing"/>
-      </w:pPr>
-      <w:r>
-        <w:t xml:space="preserve">    return ((w&lt;&lt;8)&amp;0xFFFFFFFF)|(w&gt;&gt;24)</w:t>
-      </w:r>
-    </w:p>
-    <w:p>
-      <w:pPr>
-        <w:pStyle w:val="NoSpacing"/>
-      </w:pPr>
-    </w:p>
-    <w:p>
-      <w:pPr>
-        <w:pStyle w:val="NoSpacing"/>
-      </w:pPr>
-      <w:r>
-        <w:t>def expand_key(key):</w:t>
-      </w:r>
-    </w:p>
-    <w:p>
-      <w:pPr>
-        <w:pStyle w:val="NoSpacing"/>
-      </w:pPr>
-      <w:r>
-        <w:t xml:space="preserve">    w = [int.from_bytes(key[i:i+4], 'big') for i in range(0, 16, 4)]</w:t>
-      </w:r>
-    </w:p>
-    <w:p>
-      <w:pPr>
-        <w:pStyle w:val="NoSpacing"/>
-      </w:pPr>
-      <w:r>
-        <w:t xml:space="preserve">    for i in range(4, 44):</w:t>
-      </w:r>
-    </w:p>
-    <w:p>
-      <w:pPr>
-        <w:pStyle w:val="NoSpacing"/>
-      </w:pPr>
-      <w:r>
-        <w:t xml:space="preserve">        temp = w[i - 1]</w:t>
-      </w:r>
-    </w:p>
-    <w:p>
-      <w:pPr>
-        <w:pStyle w:val="NoSpacing"/>
-      </w:pPr>
-      <w:r>
-        <w:t xml:space="preserve">        if i % 4 == 0:</w:t>
-      </w:r>
-    </w:p>
-    <w:p>
-      <w:pPr>
-        <w:pStyle w:val="NoSpacing"/>
-      </w:pPr>
-      <w:r>
-        <w:t xml:space="preserve">            temp = sub_word(rot_word(temp)) ^ (RCON[(i // 4) - 1] &lt;&lt; 24)</w:t>
-      </w:r>
-    </w:p>
-    <w:p>
-      <w:pPr>
-        <w:pStyle w:val="NoSpacing"/>
-      </w:pPr>
-      <w:r>
-        <w:t xml:space="preserve">        w.append(w[i - 4] ^ temp)</w:t>
-      </w:r>
-    </w:p>
-    <w:p>
-      <w:pPr>
-        <w:pStyle w:val="NoSpacing"/>
-      </w:pPr>
-      <w:r>
-        <w:t xml:space="preserve">    return [b''.join(x.to_bytes(4, 'big') for x in w[i:i+4]) for i in range(0, 44, 4)]</w:t>
-      </w:r>
-    </w:p>
-    <w:p>
-      <w:pPr>
-        <w:pStyle w:val="NoSpacing"/>
-      </w:pPr>
-    </w:p>
-    <w:p>
-      <w:pPr>
-        <w:pStyle w:val="NoSpacing"/>
-      </w:pPr>
-      <w:r>
-        <w:t>def aes_encrypt(plaintext, key):</w:t>
-      </w:r>
-    </w:p>
-    <w:p>
-      <w:pPr>
-        <w:pStyle w:val="NoSpacing"/>
-      </w:pPr>
-      <w:r>
-        <w:t xml:space="preserve">    round_keys = expand_key(key)</w:t>
-      </w:r>
-    </w:p>
-    <w:p>
-      <w:pPr>
-        <w:pStyle w:val="NoSpacing"/>
-      </w:pPr>
-      <w:r>
-        <w:t xml:space="preserve">    state = bytes(a ^ b for a, b in zip(plaintext, round_keys[0]))</w:t>
-      </w:r>
-    </w:p>
-    <w:p>
-      <w:pPr>
-        <w:pStyle w:val="NoSpacing"/>
-      </w:pPr>
-      <w:r>
-        <w:t xml:space="preserve">    for r in range(1, 10):</w:t>
-      </w:r>
-    </w:p>
-    <w:p>
-      <w:pPr>
-        <w:pStyle w:val="NoSpacing"/>
-      </w:pPr>
-      <w:r>
-        <w:t xml:space="preserve">        state = sub_bytes(state)</w:t>
-      </w:r>
-    </w:p>
-    <w:p>
-      <w:pPr>
-        <w:pStyle w:val="NoSpacing"/>
-      </w:pPr>
-      <w:r>
-        <w:t xml:space="preserve">        state = shift_rows(state)</w:t>
-      </w:r>
-    </w:p>
-    <w:p>
-      <w:pPr>
-        <w:pStyle w:val="NoSpacing"/>
-      </w:pPr>
-      <w:r>
-        <w:t xml:space="preserve">        state = mix_columns(state)</w:t>
-      </w:r>
-    </w:p>
-    <w:p>
-      <w:pPr>
-        <w:pStyle w:val="NoSpacing"/>
-      </w:pPr>
-      <w:r>
-        <w:t xml:space="preserve">        state = bytes(a ^ b for a, b in zip(state, round_keys[r]))</w:t>
+        <w:t xml:space="preserve">def </w:t>
+      </w:r>
+      <w:proofErr w:type="spellStart"/>
+      <w:r>
+        <w:t>rot_word</w:t>
+      </w:r>
+      <w:proofErr w:type="spellEnd"/>
+      <w:r>
+        <w:t>(w):</w:t>
+      </w:r>
+    </w:p>
+    <w:p>
+      <w:pPr>
+        <w:pStyle w:val="NoSpacing"/>
+      </w:pPr>
+      <w:r>
+        <w:t xml:space="preserve">    return ((w&lt;&lt;</w:t>
+      </w:r>
+      <w:proofErr w:type="gramStart"/>
+      <w:r>
+        <w:t>8)&amp;</w:t>
+      </w:r>
+      <w:proofErr w:type="gramEnd"/>
+      <w:r>
+        <w:t>0</w:t>
+      </w:r>
+      <w:proofErr w:type="gramStart"/>
+      <w:r>
+        <w:t>xFFFFFFFF)|</w:t>
+      </w:r>
+      <w:proofErr w:type="gramEnd"/>
+      <w:r>
+        <w:t>(w&gt;&gt;24)</w:t>
+      </w:r>
+    </w:p>
+    <w:p>
+      <w:pPr>
+        <w:pStyle w:val="NoSpacing"/>
+      </w:pPr>
+    </w:p>
+    <w:p>
+      <w:pPr>
+        <w:pStyle w:val="NoSpacing"/>
+      </w:pPr>
+      <w:r>
+        <w:t xml:space="preserve">def </w:t>
+      </w:r>
+      <w:proofErr w:type="spellStart"/>
+      <w:r>
+        <w:t>expand_key</w:t>
+      </w:r>
+      <w:proofErr w:type="spellEnd"/>
+      <w:r>
+        <w:t>(key):</w:t>
+      </w:r>
+    </w:p>
+    <w:p>
+      <w:pPr>
+        <w:pStyle w:val="NoSpacing"/>
+      </w:pPr>
+      <w:r>
+        <w:t xml:space="preserve">    w = [</w:t>
+      </w:r>
+      <w:proofErr w:type="spellStart"/>
+      <w:proofErr w:type="gramStart"/>
+      <w:r>
+        <w:t>int.from</w:t>
+      </w:r>
+      <w:proofErr w:type="gramEnd"/>
+      <w:r>
+        <w:t>_bytes</w:t>
+      </w:r>
+      <w:proofErr w:type="spellEnd"/>
+      <w:r>
+        <w:t>(key[</w:t>
+      </w:r>
+      <w:proofErr w:type="gramStart"/>
+      <w:r>
+        <w:t>i:i</w:t>
+      </w:r>
+      <w:proofErr w:type="gramEnd"/>
+      <w:r>
+        <w:t xml:space="preserve">+4], 'big') for </w:t>
+      </w:r>
+      <w:proofErr w:type="spellStart"/>
+      <w:r>
+        <w:t>i</w:t>
+      </w:r>
+      <w:proofErr w:type="spellEnd"/>
+      <w:r>
+        <w:t xml:space="preserve"> in </w:t>
+      </w:r>
+      <w:proofErr w:type="gramStart"/>
+      <w:r>
+        <w:t>range(</w:t>
+      </w:r>
+      <w:proofErr w:type="gramEnd"/>
+      <w:r>
+        <w:t>0, 16, 4)]</w:t>
+      </w:r>
+    </w:p>
+    <w:p>
+      <w:pPr>
+        <w:pStyle w:val="NoSpacing"/>
+      </w:pPr>
+      <w:r>
+        <w:t xml:space="preserve">    for </w:t>
+      </w:r>
+      <w:proofErr w:type="spellStart"/>
+      <w:r>
+        <w:t>i</w:t>
+      </w:r>
+      <w:proofErr w:type="spellEnd"/>
+      <w:r>
+        <w:t xml:space="preserve"> in </w:t>
+      </w:r>
+      <w:proofErr w:type="gramStart"/>
+      <w:r>
+        <w:t>range(</w:t>
+      </w:r>
+      <w:proofErr w:type="gramEnd"/>
+      <w:r>
+        <w:t>4, 44):</w:t>
+      </w:r>
+    </w:p>
+    <w:p>
+      <w:pPr>
+        <w:pStyle w:val="NoSpacing"/>
+      </w:pPr>
+      <w:r>
+        <w:t xml:space="preserve">        temp = </w:t>
+      </w:r>
+      <w:proofErr w:type="gramStart"/>
+      <w:r>
+        <w:t>w[</w:t>
+      </w:r>
+      <w:proofErr w:type="spellStart"/>
+      <w:proofErr w:type="gramEnd"/>
+      <w:r>
+        <w:t>i</w:t>
+      </w:r>
+      <w:proofErr w:type="spellEnd"/>
+      <w:r>
+        <w:t xml:space="preserve"> - 1]</w:t>
+      </w:r>
+    </w:p>
+    <w:p>
+      <w:pPr>
+        <w:pStyle w:val="NoSpacing"/>
+      </w:pPr>
+      <w:r>
+        <w:t xml:space="preserve">        if </w:t>
+      </w:r>
+      <w:proofErr w:type="spellStart"/>
+      <w:r>
+        <w:t>i</w:t>
+      </w:r>
+      <w:proofErr w:type="spellEnd"/>
+      <w:r>
+        <w:t xml:space="preserve"> % 4 == 0:</w:t>
+      </w:r>
+    </w:p>
+    <w:p>
+      <w:pPr>
+        <w:pStyle w:val="NoSpacing"/>
+      </w:pPr>
+      <w:r>
+        <w:t xml:space="preserve">            temp = </w:t>
+      </w:r>
+      <w:proofErr w:type="spellStart"/>
+      <w:r>
+        <w:t>sub_word</w:t>
+      </w:r>
+      <w:proofErr w:type="spellEnd"/>
+      <w:r>
+        <w:t>(</w:t>
+      </w:r>
+      <w:proofErr w:type="spellStart"/>
+      <w:r>
+        <w:t>rot_word</w:t>
+      </w:r>
+      <w:proofErr w:type="spellEnd"/>
+      <w:r>
+        <w:t>(temp)) ^ (</w:t>
+      </w:r>
+      <w:proofErr w:type="gramStart"/>
+      <w:r>
+        <w:t>RCON[</w:t>
+      </w:r>
+      <w:proofErr w:type="gramEnd"/>
+      <w:r>
+        <w:t>(</w:t>
+      </w:r>
+      <w:proofErr w:type="spellStart"/>
+      <w:r>
+        <w:t>i</w:t>
+      </w:r>
+      <w:proofErr w:type="spellEnd"/>
+      <w:r>
+        <w:t xml:space="preserve"> // 4) - 1] &lt;&lt; 24)</w:t>
+      </w:r>
+    </w:p>
+    <w:p>
+      <w:pPr>
+        <w:pStyle w:val="NoSpacing"/>
+      </w:pPr>
+      <w:r>
+        <w:t xml:space="preserve">        </w:t>
+      </w:r>
+      <w:proofErr w:type="spellStart"/>
+      <w:proofErr w:type="gramStart"/>
+      <w:r>
+        <w:t>w.append</w:t>
+      </w:r>
+      <w:proofErr w:type="spellEnd"/>
+      <w:proofErr w:type="gramEnd"/>
+      <w:r>
+        <w:t>(</w:t>
+      </w:r>
+      <w:proofErr w:type="gramStart"/>
+      <w:r>
+        <w:t>w[</w:t>
+      </w:r>
+      <w:proofErr w:type="spellStart"/>
+      <w:proofErr w:type="gramEnd"/>
+      <w:r>
+        <w:t>i</w:t>
+      </w:r>
+      <w:proofErr w:type="spellEnd"/>
+      <w:r>
+        <w:t xml:space="preserve"> - 4] ^ temp)</w:t>
+      </w:r>
+    </w:p>
+    <w:p>
+      <w:pPr>
+        <w:pStyle w:val="NoSpacing"/>
+      </w:pPr>
+      <w:r>
+        <w:t xml:space="preserve">    return [</w:t>
+      </w:r>
+      <w:proofErr w:type="spellStart"/>
+      <w:r>
+        <w:t>b'</w:t>
+      </w:r>
+      <w:proofErr w:type="gramStart"/>
+      <w:r>
+        <w:t>'.join</w:t>
+      </w:r>
+      <w:proofErr w:type="spellEnd"/>
+      <w:proofErr w:type="gramEnd"/>
+      <w:r>
+        <w:t>(</w:t>
+      </w:r>
+      <w:proofErr w:type="spellStart"/>
+      <w:r>
+        <w:t>x.to_</w:t>
+      </w:r>
+      <w:proofErr w:type="gramStart"/>
+      <w:r>
+        <w:t>bytes</w:t>
+      </w:r>
+      <w:proofErr w:type="spellEnd"/>
+      <w:r>
+        <w:t>(</w:t>
+      </w:r>
+      <w:proofErr w:type="gramEnd"/>
+      <w:r>
+        <w:t>4, 'big') for x in w[</w:t>
+      </w:r>
+      <w:proofErr w:type="gramStart"/>
+      <w:r>
+        <w:t>i:i</w:t>
+      </w:r>
+      <w:proofErr w:type="gramEnd"/>
+      <w:r>
+        <w:t xml:space="preserve">+4]) for </w:t>
+      </w:r>
+      <w:proofErr w:type="spellStart"/>
+      <w:r>
+        <w:t>i</w:t>
+      </w:r>
+      <w:proofErr w:type="spellEnd"/>
+      <w:r>
+        <w:t xml:space="preserve"> in </w:t>
+      </w:r>
+      <w:proofErr w:type="gramStart"/>
+      <w:r>
+        <w:t>range(</w:t>
+      </w:r>
+      <w:proofErr w:type="gramEnd"/>
+      <w:r>
+        <w:t>0, 44, 4)]</w:t>
+      </w:r>
+    </w:p>
+    <w:p>
+      <w:pPr>
+        <w:pStyle w:val="NoSpacing"/>
+      </w:pPr>
+    </w:p>
+    <w:p>
+      <w:pPr>
+        <w:pStyle w:val="NoSpacing"/>
+      </w:pPr>
+      <w:r>
+        <w:t xml:space="preserve">def </w:t>
+      </w:r>
+      <w:proofErr w:type="spellStart"/>
+      <w:r>
+        <w:t>aes_</w:t>
+      </w:r>
+      <w:proofErr w:type="gramStart"/>
+      <w:r>
+        <w:t>encrypt</w:t>
+      </w:r>
+      <w:proofErr w:type="spellEnd"/>
+      <w:r>
+        <w:t>(</w:t>
+      </w:r>
+      <w:proofErr w:type="gramEnd"/>
+      <w:r>
+        <w:t>plaintext, key):</w:t>
+      </w:r>
+    </w:p>
+    <w:p>
+      <w:pPr>
+        <w:pStyle w:val="NoSpacing"/>
+      </w:pPr>
+      <w:r>
+        <w:t xml:space="preserve">    </w:t>
+      </w:r>
+      <w:proofErr w:type="spellStart"/>
+      <w:r>
+        <w:t>round_keys</w:t>
+      </w:r>
+      <w:proofErr w:type="spellEnd"/>
+      <w:r>
+        <w:t xml:space="preserve"> = </w:t>
+      </w:r>
+      <w:proofErr w:type="spellStart"/>
+      <w:r>
+        <w:t>expand_key</w:t>
+      </w:r>
+      <w:proofErr w:type="spellEnd"/>
+      <w:r>
+        <w:t>(key)</w:t>
+      </w:r>
+    </w:p>
+    <w:p>
+      <w:pPr>
+        <w:pStyle w:val="NoSpacing"/>
+      </w:pPr>
+      <w:r>
+        <w:t xml:space="preserve">    state = </w:t>
+      </w:r>
+      <w:proofErr w:type="gramStart"/>
+      <w:r>
+        <w:t>bytes(</w:t>
+      </w:r>
+      <w:proofErr w:type="gramEnd"/>
+      <w:r>
+        <w:t xml:space="preserve">a ^ b for a, b in </w:t>
+      </w:r>
+      <w:proofErr w:type="gramStart"/>
+      <w:r>
+        <w:t>zip(</w:t>
+      </w:r>
+      <w:proofErr w:type="gramEnd"/>
+      <w:r>
+        <w:t xml:space="preserve">plaintext, </w:t>
+      </w:r>
+      <w:proofErr w:type="spellStart"/>
+      <w:r>
+        <w:t>round_</w:t>
+      </w:r>
+      <w:proofErr w:type="gramStart"/>
+      <w:r>
+        <w:t>keys</w:t>
+      </w:r>
+      <w:proofErr w:type="spellEnd"/>
+      <w:r>
+        <w:t>[</w:t>
+      </w:r>
+      <w:proofErr w:type="gramEnd"/>
+      <w:r>
+        <w:t>0]))</w:t>
+      </w:r>
+    </w:p>
+    <w:p>
+      <w:pPr>
+        <w:pStyle w:val="NoSpacing"/>
+      </w:pPr>
+      <w:r>
+        <w:t xml:space="preserve">    for r in </w:t>
+      </w:r>
+      <w:proofErr w:type="gramStart"/>
+      <w:r>
+        <w:t>range(</w:t>
+      </w:r>
+      <w:proofErr w:type="gramEnd"/>
+      <w:r>
+        <w:t>1, 10):</w:t>
+      </w:r>
+    </w:p>
+    <w:p>
+      <w:pPr>
+        <w:pStyle w:val="NoSpacing"/>
+      </w:pPr>
+      <w:r>
+        <w:t xml:space="preserve">        state = </w:t>
+      </w:r>
+      <w:proofErr w:type="spellStart"/>
+      <w:r>
+        <w:t>sub_bytes</w:t>
+      </w:r>
+      <w:proofErr w:type="spellEnd"/>
+      <w:r>
+        <w:t>(state)</w:t>
+      </w:r>
+    </w:p>
+    <w:p>
+      <w:pPr>
+        <w:pStyle w:val="NoSpacing"/>
+      </w:pPr>
+      <w:r>
+        <w:t xml:space="preserve">        state = </w:t>
+      </w:r>
+      <w:proofErr w:type="spellStart"/>
+      <w:r>
+        <w:t>shift_rows</w:t>
+      </w:r>
+      <w:proofErr w:type="spellEnd"/>
+      <w:r>
+        <w:t>(state)</w:t>
+      </w:r>
+    </w:p>
+    <w:p>
+      <w:pPr>
+        <w:pStyle w:val="NoSpacing"/>
+      </w:pPr>
+      <w:r>
+        <w:t xml:space="preserve">        state = </w:t>
+      </w:r>
+      <w:proofErr w:type="spellStart"/>
+      <w:r>
+        <w:t>mix_columns</w:t>
+      </w:r>
+      <w:proofErr w:type="spellEnd"/>
+      <w:r>
+        <w:t>(state)</w:t>
+      </w:r>
+    </w:p>
+    <w:p>
+      <w:pPr>
+        <w:pStyle w:val="NoSpacing"/>
+      </w:pPr>
+      <w:r>
+        <w:t xml:space="preserve">        state = </w:t>
+      </w:r>
+      <w:proofErr w:type="gramStart"/>
+      <w:r>
+        <w:t>bytes(</w:t>
+      </w:r>
+      <w:proofErr w:type="gramEnd"/>
+      <w:r>
+        <w:t xml:space="preserve">a ^ b for a, b in </w:t>
+      </w:r>
+      <w:proofErr w:type="gramStart"/>
+      <w:r>
+        <w:t>zip(</w:t>
+      </w:r>
+      <w:proofErr w:type="gramEnd"/>
+      <w:r>
+        <w:t xml:space="preserve">state, </w:t>
+      </w:r>
+      <w:proofErr w:type="spellStart"/>
+      <w:r>
+        <w:t>round_keys</w:t>
+      </w:r>
+      <w:proofErr w:type="spellEnd"/>
+      <w:r>
+        <w:t>[r]))</w:t>
       </w:r>
     </w:p>
     <w:p>
@@ -1816,31 +4032,87 @@
         <w:pStyle w:val="NoSpacing"/>
       </w:pPr>
       <w:r>
-        <w:t xml:space="preserve">    state = sub_bytes(state)</w:t>
-      </w:r>
-    </w:p>
-    <w:p>
-      <w:pPr>
-        <w:pStyle w:val="NoSpacing"/>
-      </w:pPr>
-      <w:r>
-        <w:t xml:space="preserve">    state = shift_rows(state)</w:t>
-      </w:r>
-    </w:p>
-    <w:p>
-      <w:pPr>
-        <w:pStyle w:val="NoSpacing"/>
-      </w:pPr>
-      <w:r>
-        <w:t xml:space="preserve">    state = transpose_state(state)</w:t>
-      </w:r>
-    </w:p>
-    <w:p>
-      <w:pPr>
-        <w:pStyle w:val="NoSpacing"/>
-      </w:pPr>
-      <w:r>
-        <w:t xml:space="preserve">    state = bytes(a ^ b for a, b in zip(state, round_keys[10]))</w:t>
+        <w:t xml:space="preserve">    state = </w:t>
+      </w:r>
+      <w:proofErr w:type="spellStart"/>
+      <w:r>
+        <w:t>sub_bytes</w:t>
+      </w:r>
+      <w:proofErr w:type="spellEnd"/>
+      <w:r>
+        <w:t>(state)</w:t>
+      </w:r>
+    </w:p>
+    <w:p>
+      <w:pPr>
+        <w:pStyle w:val="NoSpacing"/>
+      </w:pPr>
+      <w:r>
+        <w:t xml:space="preserve">    state = </w:t>
+      </w:r>
+      <w:proofErr w:type="spellStart"/>
+      <w:r>
+        <w:t>shift_rows</w:t>
+      </w:r>
+      <w:proofErr w:type="spellEnd"/>
+      <w:r>
+        <w:t>(state)</w:t>
+      </w:r>
+    </w:p>
+    <w:p>
+      <w:pPr>
+        <w:pStyle w:val="NoSpacing"/>
+      </w:pPr>
+      <w:r>
+        <w:t xml:space="preserve">    state = </w:t>
+      </w:r>
+      <w:proofErr w:type="spellStart"/>
+      <w:r>
+        <w:t>transpose_state</w:t>
+      </w:r>
+      <w:proofErr w:type="spellEnd"/>
+      <w:r>
+        <w:t>(state)</w:t>
+      </w:r>
+    </w:p>
+    <w:p>
+      <w:pPr>
+        <w:pStyle w:val="NoSpacing"/>
+      </w:pPr>
+      <w:r>
+        <w:t xml:space="preserve">    state = </w:t>
+      </w:r>
+      <w:proofErr w:type="gramStart"/>
+      <w:r>
+        <w:t>bytes(</w:t>
+      </w:r>
+      <w:proofErr w:type="gramEnd"/>
+      <w:r>
+        <w:t xml:space="preserve">a ^ b for a, b in </w:t>
+      </w:r>
+      <w:proofErr w:type="gramStart"/>
+      <w:r>
+        <w:t>zip(</w:t>
+      </w:r>
+      <w:proofErr w:type="gramEnd"/>
+      <w:r>
+        <w:t xml:space="preserve">state, </w:t>
+      </w:r>
+      <w:proofErr w:type="spellStart"/>
+      <w:r>
+        <w:t>round_</w:t>
+      </w:r>
+      <w:proofErr w:type="gramStart"/>
+      <w:r>
+        <w:t>keys</w:t>
+      </w:r>
+      <w:proofErr w:type="spellEnd"/>
+      <w:r>
+        <w:t>[</w:t>
+      </w:r>
+      <w:proofErr w:type="gramEnd"/>
+      <w:r>
+        <w:t>10]))</w:t>
       </w:r>
     </w:p>
     <w:p>
@@ -1861,7 +4133,23 @@
         <w:pStyle w:val="NoSpacing"/>
       </w:pPr>
       <w:r>
-        <w:t>def send_and_receive(port, baud, key, plaintext):</w:t>
+        <w:t xml:space="preserve">def </w:t>
+      </w:r>
+      <w:proofErr w:type="spellStart"/>
+      <w:r>
+        <w:t>send_and_</w:t>
+      </w:r>
+      <w:proofErr w:type="gramStart"/>
+      <w:r>
+        <w:t>receive</w:t>
+      </w:r>
+      <w:proofErr w:type="spellEnd"/>
+      <w:r>
+        <w:t>(</w:t>
+      </w:r>
+      <w:proofErr w:type="gramEnd"/>
+      <w:r>
+        <w:t>port, baud, key, plaintext):</w:t>
       </w:r>
     </w:p>
     <w:p>
@@ -1877,76 +4165,211 @@
         <w:pStyle w:val="NoSpacing"/>
       </w:pPr>
       <w:r>
-        <w:t xml:space="preserve">    with serial.Serial(port,baud,timeout=1.0) as ser:</w:t>
-      </w:r>
-    </w:p>
-    <w:p>
-      <w:pPr>
-        <w:pStyle w:val="NoSpacing"/>
-      </w:pPr>
-      <w:r>
-        <w:t xml:space="preserve">        ser.reset_input_buffer()</w:t>
-      </w:r>
-    </w:p>
-    <w:p>
-      <w:pPr>
-        <w:pStyle w:val="NoSpacing"/>
-      </w:pPr>
-      <w:r>
-        <w:t xml:space="preserve">        ser.reset_output_buffer()</w:t>
-      </w:r>
-    </w:p>
-    <w:p>
-      <w:pPr>
-        <w:pStyle w:val="NoSpacing"/>
-      </w:pPr>
-      <w:r>
-        <w:t xml:space="preserve">        time.sleep(0.02)</w:t>
-      </w:r>
-    </w:p>
-    <w:p>
-      <w:pPr>
-        <w:pStyle w:val="NoSpacing"/>
-      </w:pPr>
-      <w:r>
-        <w:t xml:space="preserve">        ser.write(data)</w:t>
-      </w:r>
-    </w:p>
-    <w:p>
-      <w:pPr>
-        <w:pStyle w:val="NoSpacing"/>
-      </w:pPr>
-      <w:r>
-        <w:t xml:space="preserve">        ser.flush()</w:t>
-      </w:r>
-    </w:p>
-    <w:p>
-      <w:pPr>
-        <w:pStyle w:val="NoSpacing"/>
-      </w:pPr>
-      <w:r>
-        <w:t xml:space="preserve">        return ser.read(16)</w:t>
-      </w:r>
-    </w:p>
-    <w:p>
-      <w:pPr>
-        <w:pStyle w:val="NoSpacing"/>
-      </w:pPr>
-    </w:p>
-    <w:p>
-      <w:pPr>
-        <w:pStyle w:val="NoSpacing"/>
-      </w:pPr>
-      <w:r>
-        <w:t>def main():</w:t>
-      </w:r>
-    </w:p>
-    <w:p>
-      <w:pPr>
-        <w:pStyle w:val="NoSpacing"/>
-      </w:pPr>
-      <w:r>
-        <w:t xml:space="preserve">    print(f"Testing AES-128 via UART on {SERIAL_PORT} @ {BAUD_RATE}")</w:t>
+        <w:t xml:space="preserve">    with </w:t>
+      </w:r>
+      <w:proofErr w:type="spellStart"/>
+      <w:proofErr w:type="gramStart"/>
+      <w:r>
+        <w:t>serial.Serial</w:t>
+      </w:r>
+      <w:proofErr w:type="spellEnd"/>
+      <w:proofErr w:type="gramEnd"/>
+      <w:r>
+        <w:t>(</w:t>
+      </w:r>
+      <w:proofErr w:type="spellStart"/>
+      <w:proofErr w:type="gramStart"/>
+      <w:r>
+        <w:t>port,baud</w:t>
+      </w:r>
+      <w:proofErr w:type="gramEnd"/>
+      <w:r>
+        <w:t>,timeout</w:t>
+      </w:r>
+      <w:proofErr w:type="spellEnd"/>
+      <w:r>
+        <w:t>=1.0) as ser:</w:t>
+      </w:r>
+    </w:p>
+    <w:p>
+      <w:pPr>
+        <w:pStyle w:val="NoSpacing"/>
+      </w:pPr>
+      <w:r>
+        <w:t xml:space="preserve">        </w:t>
+      </w:r>
+      <w:proofErr w:type="spellStart"/>
+      <w:proofErr w:type="gramStart"/>
+      <w:r>
+        <w:t>ser.reset</w:t>
+      </w:r>
+      <w:proofErr w:type="gramEnd"/>
+      <w:r>
+        <w:t>_input_</w:t>
+      </w:r>
+      <w:proofErr w:type="gramStart"/>
+      <w:r>
+        <w:t>buffer</w:t>
+      </w:r>
+      <w:proofErr w:type="spellEnd"/>
+      <w:r>
+        <w:t>(</w:t>
+      </w:r>
+      <w:proofErr w:type="gramEnd"/>
+      <w:r>
+        <w:t>)</w:t>
+      </w:r>
+    </w:p>
+    <w:p>
+      <w:pPr>
+        <w:pStyle w:val="NoSpacing"/>
+      </w:pPr>
+      <w:r>
+        <w:t xml:space="preserve">        </w:t>
+      </w:r>
+      <w:proofErr w:type="spellStart"/>
+      <w:proofErr w:type="gramStart"/>
+      <w:r>
+        <w:t>ser.reset</w:t>
+      </w:r>
+      <w:proofErr w:type="gramEnd"/>
+      <w:r>
+        <w:t>_output_</w:t>
+      </w:r>
+      <w:proofErr w:type="gramStart"/>
+      <w:r>
+        <w:t>buffer</w:t>
+      </w:r>
+      <w:proofErr w:type="spellEnd"/>
+      <w:r>
+        <w:t>(</w:t>
+      </w:r>
+      <w:proofErr w:type="gramEnd"/>
+      <w:r>
+        <w:t>)</w:t>
+      </w:r>
+    </w:p>
+    <w:p>
+      <w:pPr>
+        <w:pStyle w:val="NoSpacing"/>
+      </w:pPr>
+      <w:r>
+        <w:t xml:space="preserve">        </w:t>
+      </w:r>
+      <w:proofErr w:type="spellStart"/>
+      <w:proofErr w:type="gramStart"/>
+      <w:r>
+        <w:t>time.sleep</w:t>
+      </w:r>
+      <w:proofErr w:type="spellEnd"/>
+      <w:proofErr w:type="gramEnd"/>
+      <w:r>
+        <w:t>(0.02)</w:t>
+      </w:r>
+    </w:p>
+    <w:p>
+      <w:pPr>
+        <w:pStyle w:val="NoSpacing"/>
+      </w:pPr>
+      <w:r>
+        <w:t xml:space="preserve">        </w:t>
+      </w:r>
+      <w:proofErr w:type="spellStart"/>
+      <w:proofErr w:type="gramStart"/>
+      <w:r>
+        <w:t>ser.write</w:t>
+      </w:r>
+      <w:proofErr w:type="spellEnd"/>
+      <w:proofErr w:type="gramEnd"/>
+      <w:r>
+        <w:t>(data)</w:t>
+      </w:r>
+    </w:p>
+    <w:p>
+      <w:pPr>
+        <w:pStyle w:val="NoSpacing"/>
+      </w:pPr>
+      <w:r>
+        <w:t xml:space="preserve">        </w:t>
+      </w:r>
+      <w:proofErr w:type="spellStart"/>
+      <w:proofErr w:type="gramStart"/>
+      <w:r>
+        <w:t>ser.flush</w:t>
+      </w:r>
+      <w:proofErr w:type="spellEnd"/>
+      <w:proofErr w:type="gramEnd"/>
+      <w:r>
+        <w:t>()</w:t>
+      </w:r>
+    </w:p>
+    <w:p>
+      <w:pPr>
+        <w:pStyle w:val="NoSpacing"/>
+      </w:pPr>
+      <w:r>
+        <w:t xml:space="preserve">        return </w:t>
+      </w:r>
+      <w:proofErr w:type="spellStart"/>
+      <w:proofErr w:type="gramStart"/>
+      <w:r>
+        <w:t>ser.read</w:t>
+      </w:r>
+      <w:proofErr w:type="spellEnd"/>
+      <w:proofErr w:type="gramEnd"/>
+      <w:r>
+        <w:t>(16)</w:t>
+      </w:r>
+    </w:p>
+    <w:p>
+      <w:pPr>
+        <w:pStyle w:val="NoSpacing"/>
+      </w:pPr>
+    </w:p>
+    <w:p>
+      <w:pPr>
+        <w:pStyle w:val="NoSpacing"/>
+      </w:pPr>
+      <w:r>
+        <w:lastRenderedPageBreak/>
+        <w:t xml:space="preserve">def </w:t>
+      </w:r>
+      <w:proofErr w:type="gramStart"/>
+      <w:r>
+        <w:t>main(</w:t>
+      </w:r>
+      <w:proofErr w:type="gramEnd"/>
+      <w:r>
+        <w:t>):</w:t>
+      </w:r>
+    </w:p>
+    <w:p>
+      <w:pPr>
+        <w:pStyle w:val="NoSpacing"/>
+      </w:pPr>
+      <w:r>
+        <w:t xml:space="preserve">    </w:t>
+      </w:r>
+      <w:proofErr w:type="gramStart"/>
+      <w:r>
+        <w:t>print(</w:t>
+      </w:r>
+      <w:proofErr w:type="spellStart"/>
+      <w:proofErr w:type="gramEnd"/>
+      <w:r>
+        <w:t>f"Testing</w:t>
+      </w:r>
+      <w:proofErr w:type="spellEnd"/>
+      <w:r>
+        <w:t xml:space="preserve"> AES-128 via UART on {SERIAL_PORT} @ {BAUD_</w:t>
+      </w:r>
+      <w:proofErr w:type="gramStart"/>
+      <w:r>
+        <w:t>RATE}"</w:t>
+      </w:r>
+      <w:proofErr w:type="gramEnd"/>
+      <w:r>
+        <w:t>)</w:t>
       </w:r>
     </w:p>
     <w:p>
@@ -1970,23 +4393,75 @@
         <w:pStyle w:val="NoSpacing"/>
       </w:pPr>
       <w:r>
-        <w:t xml:space="preserve">    for i in range(NUM_TESTS):</w:t>
-      </w:r>
-    </w:p>
-    <w:p>
-      <w:pPr>
-        <w:pStyle w:val="NoSpacing"/>
-      </w:pPr>
-      <w:r>
-        <w:t xml:space="preserve">        key=bytes(random.getrandbits(8) for _ in range(16))</w:t>
-      </w:r>
-    </w:p>
-    <w:p>
-      <w:pPr>
-        <w:pStyle w:val="NoSpacing"/>
-      </w:pPr>
-      <w:r>
-        <w:t xml:space="preserve">        plaintext=bytes(random.getrandbits(8) for _ in range(16))</w:t>
+        <w:t xml:space="preserve">    for </w:t>
+      </w:r>
+      <w:proofErr w:type="spellStart"/>
+      <w:r>
+        <w:t>i</w:t>
+      </w:r>
+      <w:proofErr w:type="spellEnd"/>
+      <w:r>
+        <w:t xml:space="preserve"> in </w:t>
+      </w:r>
+      <w:proofErr w:type="gramStart"/>
+      <w:r>
+        <w:t>range(</w:t>
+      </w:r>
+      <w:proofErr w:type="gramEnd"/>
+      <w:r>
+        <w:t>NUM_TESTS):</w:t>
+      </w:r>
+    </w:p>
+    <w:p>
+      <w:pPr>
+        <w:pStyle w:val="NoSpacing"/>
+      </w:pPr>
+      <w:r>
+        <w:t xml:space="preserve">        key=bytes(</w:t>
+      </w:r>
+      <w:proofErr w:type="spellStart"/>
+      <w:proofErr w:type="gramStart"/>
+      <w:r>
+        <w:t>random.getrandbits</w:t>
+      </w:r>
+      <w:proofErr w:type="spellEnd"/>
+      <w:proofErr w:type="gramEnd"/>
+      <w:r>
+        <w:t xml:space="preserve">(8) for _ in </w:t>
+      </w:r>
+      <w:proofErr w:type="gramStart"/>
+      <w:r>
+        <w:t>range(</w:t>
+      </w:r>
+      <w:proofErr w:type="gramEnd"/>
+      <w:r>
+        <w:t>16))</w:t>
+      </w:r>
+    </w:p>
+    <w:p>
+      <w:pPr>
+        <w:pStyle w:val="NoSpacing"/>
+      </w:pPr>
+      <w:r>
+        <w:t xml:space="preserve">        plaintext=bytes(</w:t>
+      </w:r>
+      <w:proofErr w:type="spellStart"/>
+      <w:proofErr w:type="gramStart"/>
+      <w:r>
+        <w:t>random.getrandbits</w:t>
+      </w:r>
+      <w:proofErr w:type="spellEnd"/>
+      <w:proofErr w:type="gramEnd"/>
+      <w:r>
+        <w:t xml:space="preserve">(8) for _ in </w:t>
+      </w:r>
+      <w:proofErr w:type="gramStart"/>
+      <w:r>
+        <w:t>range(</w:t>
+      </w:r>
+      <w:proofErr w:type="gramEnd"/>
+      <w:r>
+        <w:t>16))</w:t>
       </w:r>
     </w:p>
     <w:p>
@@ -2002,7 +4477,23 @@
         <w:pStyle w:val="NoSpacing"/>
       </w:pPr>
       <w:r>
-        <w:t xml:space="preserve">        expected = aes_encrypt(plaintext, key)</w:t>
+        <w:t xml:space="preserve">        expected = </w:t>
+      </w:r>
+      <w:proofErr w:type="spellStart"/>
+      <w:r>
+        <w:t>aes_</w:t>
+      </w:r>
+      <w:proofErr w:type="gramStart"/>
+      <w:r>
+        <w:t>encrypt</w:t>
+      </w:r>
+      <w:proofErr w:type="spellEnd"/>
+      <w:r>
+        <w:t>(</w:t>
+      </w:r>
+      <w:proofErr w:type="gramEnd"/>
+      <w:r>
+        <w:t>plaintext, key)</w:t>
       </w:r>
     </w:p>
     <w:p>
@@ -2018,68 +4509,338 @@
         <w:pStyle w:val="NoSpacing"/>
       </w:pPr>
       <w:r>
-        <w:t xml:space="preserve">        rx = send_and_receive(SERIAL_PORT, BAUD_RATE, key, plaintext)</w:t>
-      </w:r>
-    </w:p>
-    <w:p>
-      <w:pPr>
-        <w:pStyle w:val="NoSpacing"/>
-      </w:pPr>
-    </w:p>
-    <w:p>
-      <w:pPr>
-        <w:pStyle w:val="NoSpacing"/>
-      </w:pPr>
-      <w:r>
-        <w:t xml:space="preserve">        print(f"\nTest {i+1:02d}")</w:t>
-      </w:r>
-    </w:p>
-    <w:p>
-      <w:pPr>
-        <w:pStyle w:val="NoSpacing"/>
-      </w:pPr>
-      <w:r>
-        <w:t xml:space="preserve">        print(f"  Key          : {key.hex()}")</w:t>
-      </w:r>
-    </w:p>
-    <w:p>
-      <w:pPr>
-        <w:pStyle w:val="NoSpacing"/>
-      </w:pPr>
-      <w:r>
-        <w:t xml:space="preserve">        print(f"  Plaintext    : {plaintext.hex()}")</w:t>
-      </w:r>
-    </w:p>
-    <w:p>
-      <w:pPr>
-        <w:pStyle w:val="NoSpacing"/>
-      </w:pPr>
-      <w:r>
-        <w:t xml:space="preserve">        print(f"  Expected     : {expected.hex()}")</w:t>
-      </w:r>
-    </w:p>
-    <w:p>
-      <w:pPr>
-        <w:pStyle w:val="NoSpacing"/>
-      </w:pPr>
-      <w:r>
-        <w:t xml:space="preserve">        ok = (len(rx) == 16 and rx == expected)</w:t>
-      </w:r>
-    </w:p>
-    <w:p>
-      <w:pPr>
-        <w:pStyle w:val="NoSpacing"/>
-      </w:pPr>
-      <w:r>
-        <w:t xml:space="preserve">        if len(rx) != 16:</w:t>
-      </w:r>
-    </w:p>
-    <w:p>
-      <w:pPr>
-        <w:pStyle w:val="NoSpacing"/>
-      </w:pPr>
-      <w:r>
-        <w:t xml:space="preserve">            print(f"  Received     : (incomplete, {len(rx)} bytes) {rx.hex()}")</w:t>
+        <w:t xml:space="preserve">        </w:t>
+      </w:r>
+      <w:proofErr w:type="spellStart"/>
+      <w:r>
+        <w:t>rx</w:t>
+      </w:r>
+      <w:proofErr w:type="spellEnd"/>
+      <w:r>
+        <w:t xml:space="preserve"> = </w:t>
+      </w:r>
+      <w:proofErr w:type="spellStart"/>
+      <w:r>
+        <w:t>send_and_</w:t>
+      </w:r>
+      <w:proofErr w:type="gramStart"/>
+      <w:r>
+        <w:t>receive</w:t>
+      </w:r>
+      <w:proofErr w:type="spellEnd"/>
+      <w:r>
+        <w:t>(</w:t>
+      </w:r>
+      <w:proofErr w:type="gramEnd"/>
+      <w:r>
+        <w:t>SERIAL_PORT, BAUD_RATE, key, plaintext)</w:t>
+      </w:r>
+    </w:p>
+    <w:p>
+      <w:pPr>
+        <w:pStyle w:val="NoSpacing"/>
+      </w:pPr>
+    </w:p>
+    <w:p>
+      <w:pPr>
+        <w:pStyle w:val="NoSpacing"/>
+      </w:pPr>
+      <w:r>
+        <w:t xml:space="preserve">        </w:t>
+      </w:r>
+      <w:proofErr w:type="gramStart"/>
+      <w:r>
+        <w:t>print(</w:t>
+      </w:r>
+      <w:proofErr w:type="gramEnd"/>
+      <w:r>
+        <w:t>f"\</w:t>
+      </w:r>
+      <w:proofErr w:type="spellStart"/>
+      <w:r>
+        <w:t>nTest</w:t>
+      </w:r>
+      <w:proofErr w:type="spellEnd"/>
+      <w:r>
+        <w:t xml:space="preserve"> {i+1:02</w:t>
+      </w:r>
+      <w:proofErr w:type="gramStart"/>
+      <w:r>
+        <w:t>d}"</w:t>
+      </w:r>
+      <w:proofErr w:type="gramEnd"/>
+      <w:r>
+        <w:t>)</w:t>
+      </w:r>
+    </w:p>
+    <w:p>
+      <w:pPr>
+        <w:pStyle w:val="NoSpacing"/>
+      </w:pPr>
+      <w:r>
+        <w:t xml:space="preserve">        </w:t>
+      </w:r>
+      <w:proofErr w:type="gramStart"/>
+      <w:r>
+        <w:t>print(</w:t>
+      </w:r>
+      <w:proofErr w:type="gramEnd"/>
+      <w:r>
+        <w:t>f</w:t>
+      </w:r>
+      <w:proofErr w:type="gramStart"/>
+      <w:r>
+        <w:t>"  Key</w:t>
+      </w:r>
+      <w:proofErr w:type="gramEnd"/>
+      <w:r>
+        <w:t xml:space="preserve">        </w:t>
+      </w:r>
+      <w:proofErr w:type="gramStart"/>
+      <w:r>
+        <w:t xml:space="preserve">  :</w:t>
+      </w:r>
+      <w:proofErr w:type="gramEnd"/>
+      <w:r>
+        <w:t xml:space="preserve"> {</w:t>
+      </w:r>
+      <w:proofErr w:type="spellStart"/>
+      <w:proofErr w:type="gramStart"/>
+      <w:r>
+        <w:t>key.hex</w:t>
+      </w:r>
+      <w:proofErr w:type="spellEnd"/>
+      <w:r>
+        <w:t>(</w:t>
+      </w:r>
+      <w:proofErr w:type="gramEnd"/>
+      <w:r>
+        <w:t>)}")</w:t>
+      </w:r>
+    </w:p>
+    <w:p>
+      <w:pPr>
+        <w:pStyle w:val="NoSpacing"/>
+      </w:pPr>
+      <w:r>
+        <w:t xml:space="preserve">        </w:t>
+      </w:r>
+      <w:proofErr w:type="gramStart"/>
+      <w:r>
+        <w:t>print(</w:t>
+      </w:r>
+      <w:proofErr w:type="gramEnd"/>
+      <w:r>
+        <w:t>f</w:t>
+      </w:r>
+      <w:proofErr w:type="gramStart"/>
+      <w:r>
+        <w:t>"  Plaintext</w:t>
+      </w:r>
+      <w:proofErr w:type="gramEnd"/>
+      <w:r>
+        <w:t xml:space="preserve">  </w:t>
+      </w:r>
+      <w:proofErr w:type="gramStart"/>
+      <w:r>
+        <w:t xml:space="preserve">  :</w:t>
+      </w:r>
+      <w:proofErr w:type="gramEnd"/>
+      <w:r>
+        <w:t xml:space="preserve"> {</w:t>
+      </w:r>
+      <w:proofErr w:type="spellStart"/>
+      <w:proofErr w:type="gramStart"/>
+      <w:r>
+        <w:t>plaintext.hex</w:t>
+      </w:r>
+      <w:proofErr w:type="spellEnd"/>
+      <w:r>
+        <w:t>(</w:t>
+      </w:r>
+      <w:proofErr w:type="gramEnd"/>
+      <w:r>
+        <w:t>)}")</w:t>
+      </w:r>
+    </w:p>
+    <w:p>
+      <w:pPr>
+        <w:pStyle w:val="NoSpacing"/>
+      </w:pPr>
+      <w:r>
+        <w:t xml:space="preserve">        </w:t>
+      </w:r>
+      <w:proofErr w:type="gramStart"/>
+      <w:r>
+        <w:t>print(</w:t>
+      </w:r>
+      <w:proofErr w:type="gramEnd"/>
+      <w:r>
+        <w:t>f</w:t>
+      </w:r>
+      <w:proofErr w:type="gramStart"/>
+      <w:r>
+        <w:t>"  Expected</w:t>
+      </w:r>
+      <w:proofErr w:type="gramEnd"/>
+      <w:r>
+        <w:t xml:space="preserve">   </w:t>
+      </w:r>
+      <w:proofErr w:type="gramStart"/>
+      <w:r>
+        <w:t xml:space="preserve">  :</w:t>
+      </w:r>
+      <w:proofErr w:type="gramEnd"/>
+      <w:r>
+        <w:t xml:space="preserve"> {</w:t>
+      </w:r>
+      <w:proofErr w:type="spellStart"/>
+      <w:proofErr w:type="gramStart"/>
+      <w:r>
+        <w:t>expected.hex</w:t>
+      </w:r>
+      <w:proofErr w:type="spellEnd"/>
+      <w:r>
+        <w:t>(</w:t>
+      </w:r>
+      <w:proofErr w:type="gramEnd"/>
+      <w:r>
+        <w:t>)}")</w:t>
+      </w:r>
+    </w:p>
+    <w:p>
+      <w:pPr>
+        <w:pStyle w:val="NoSpacing"/>
+      </w:pPr>
+      <w:r>
+        <w:t xml:space="preserve">        ok = (</w:t>
+      </w:r>
+      <w:proofErr w:type="spellStart"/>
+      <w:r>
+        <w:t>len</w:t>
+      </w:r>
+      <w:proofErr w:type="spellEnd"/>
+      <w:r>
+        <w:t>(</w:t>
+      </w:r>
+      <w:proofErr w:type="spellStart"/>
+      <w:r>
+        <w:t>rx</w:t>
+      </w:r>
+      <w:proofErr w:type="spellEnd"/>
+      <w:r>
+        <w:t xml:space="preserve">) == 16 and </w:t>
+      </w:r>
+      <w:proofErr w:type="spellStart"/>
+      <w:r>
+        <w:t>rx</w:t>
+      </w:r>
+      <w:proofErr w:type="spellEnd"/>
+      <w:r>
+        <w:t xml:space="preserve"> == expected)</w:t>
+      </w:r>
+    </w:p>
+    <w:p>
+      <w:pPr>
+        <w:pStyle w:val="NoSpacing"/>
+      </w:pPr>
+      <w:r>
+        <w:t xml:space="preserve">        if </w:t>
+      </w:r>
+      <w:proofErr w:type="spellStart"/>
+      <w:r>
+        <w:t>len</w:t>
+      </w:r>
+      <w:proofErr w:type="spellEnd"/>
+      <w:r>
+        <w:t>(</w:t>
+      </w:r>
+      <w:proofErr w:type="spellStart"/>
+      <w:r>
+        <w:t>rx</w:t>
+      </w:r>
+      <w:proofErr w:type="spellEnd"/>
+      <w:proofErr w:type="gramStart"/>
+      <w:r>
+        <w:t>) !</w:t>
+      </w:r>
+      <w:proofErr w:type="gramEnd"/>
+      <w:r>
+        <w:t>= 16:</w:t>
+      </w:r>
+    </w:p>
+    <w:p>
+      <w:pPr>
+        <w:pStyle w:val="NoSpacing"/>
+      </w:pPr>
+      <w:r>
+        <w:t xml:space="preserve">            </w:t>
+      </w:r>
+      <w:proofErr w:type="gramStart"/>
+      <w:r>
+        <w:t>print(</w:t>
+      </w:r>
+      <w:proofErr w:type="gramEnd"/>
+      <w:r>
+        <w:t>f</w:t>
+      </w:r>
+      <w:proofErr w:type="gramStart"/>
+      <w:r>
+        <w:t>"  Received</w:t>
+      </w:r>
+      <w:proofErr w:type="gramEnd"/>
+      <w:r>
+        <w:t xml:space="preserve">   </w:t>
+      </w:r>
+      <w:proofErr w:type="gramStart"/>
+      <w:r>
+        <w:t xml:space="preserve">  :</w:t>
+      </w:r>
+      <w:proofErr w:type="gramEnd"/>
+      <w:r>
+        <w:t xml:space="preserve"> (</w:t>
+      </w:r>
+      <w:proofErr w:type="gramStart"/>
+      <w:r>
+        <w:t>incomplete, {</w:t>
+      </w:r>
+      <w:proofErr w:type="spellStart"/>
+      <w:proofErr w:type="gramEnd"/>
+      <w:r>
+        <w:t>len</w:t>
+      </w:r>
+      <w:proofErr w:type="spellEnd"/>
+      <w:r>
+        <w:t>(</w:t>
+      </w:r>
+      <w:proofErr w:type="spellStart"/>
+      <w:proofErr w:type="gramStart"/>
+      <w:r>
+        <w:t>rx</w:t>
+      </w:r>
+      <w:proofErr w:type="spellEnd"/>
+      <w:r>
+        <w:t>)}</w:t>
+      </w:r>
+      <w:proofErr w:type="gramEnd"/>
+      <w:r>
+        <w:t xml:space="preserve"> </w:t>
+      </w:r>
+      <w:proofErr w:type="gramStart"/>
+      <w:r>
+        <w:t>bytes) {</w:t>
+      </w:r>
+      <w:proofErr w:type="spellStart"/>
+      <w:r>
+        <w:t>rx.hex</w:t>
+      </w:r>
+      <w:proofErr w:type="spellEnd"/>
+      <w:r>
+        <w:t>(</w:t>
+      </w:r>
+      <w:proofErr w:type="gramEnd"/>
+      <w:r>
+        <w:t>)}")</w:t>
       </w:r>
     </w:p>
     <w:p>
@@ -2095,15 +4856,60 @@
         <w:pStyle w:val="NoSpacing"/>
       </w:pPr>
       <w:r>
-        <w:t xml:space="preserve">            print(f"  Received : {rx.hex()}")</w:t>
-      </w:r>
-    </w:p>
-    <w:p>
-      <w:pPr>
-        <w:pStyle w:val="NoSpacing"/>
-      </w:pPr>
-      <w:r>
-        <w:t xml:space="preserve">        print("  → PASS" if ok else "  → FAIL")</w:t>
+        <w:t xml:space="preserve">            </w:t>
+      </w:r>
+      <w:proofErr w:type="gramStart"/>
+      <w:r>
+        <w:t>print(</w:t>
+      </w:r>
+      <w:proofErr w:type="gramEnd"/>
+      <w:r>
+        <w:t>f</w:t>
+      </w:r>
+      <w:proofErr w:type="gramStart"/>
+      <w:r>
+        <w:t>"  Received</w:t>
+      </w:r>
+      <w:proofErr w:type="gramEnd"/>
+      <w:r>
+        <w:t xml:space="preserve"> : {</w:t>
+      </w:r>
+      <w:proofErr w:type="spellStart"/>
+      <w:proofErr w:type="gramStart"/>
+      <w:r>
+        <w:t>rx.hex</w:t>
+      </w:r>
+      <w:proofErr w:type="spellEnd"/>
+      <w:r>
+        <w:t>(</w:t>
+      </w:r>
+      <w:proofErr w:type="gramEnd"/>
+      <w:r>
+        <w:t>)}")</w:t>
+      </w:r>
+    </w:p>
+    <w:p>
+      <w:pPr>
+        <w:pStyle w:val="NoSpacing"/>
+      </w:pPr>
+      <w:r>
+        <w:t xml:space="preserve">        </w:t>
+      </w:r>
+      <w:proofErr w:type="gramStart"/>
+      <w:r>
+        <w:t>print("  →</w:t>
+      </w:r>
+      <w:proofErr w:type="gramEnd"/>
+      <w:r>
+        <w:t xml:space="preserve"> PASS" if ok else </w:t>
+      </w:r>
+      <w:proofErr w:type="gramStart"/>
+      <w:r>
+        <w:t>"  →</w:t>
+      </w:r>
+      <w:proofErr w:type="gramEnd"/>
+      <w:r>
+        <w:t xml:space="preserve"> FAIL")</w:t>
       </w:r>
     </w:p>
     <w:p>
@@ -2148,7 +4954,15 @@
         <w:pStyle w:val="NoSpacing"/>
       </w:pPr>
       <w:r>
-        <w:t xml:space="preserve">    main()</w:t>
+        <w:t xml:space="preserve">    </w:t>
+      </w:r>
+      <w:proofErr w:type="gramStart"/>
+      <w:r>
+        <w:t>main(</w:t>
+      </w:r>
+      <w:proofErr w:type="gramEnd"/>
+      <w:r>
+        <w:t>)</w:t>
       </w:r>
     </w:p>
     <w:p>
